--- a/manuscript/CyFj11.docx
+++ b/manuscript/CyFj11.docx
@@ -20,7 +20,7 @@
         <w:rPr>
           <w:noProof/>
         </w:rPr>
-        <w:pict w14:anchorId="68A3FC4D">
+        <w:pict w14:anchorId="31FFC41F">
           <v:rect id="_x0000_i1042" alt="" style="width:451.3pt;height:.05pt;mso-width-percent:0;mso-height-percent:0;mso-width-percent:0;mso-height-percent:0" o:hralign="center" o:hrstd="t" o:hr="t"/>
         </w:pict>
       </w:r>
@@ -276,15 +276,7 @@
           <w:bCs/>
           <w:lang w:val="en-US"/>
         </w:rPr>
-        <w:t>Corresponding a</w:t>
-      </w:r>
-      <w:r>
-        <w:rPr>
-          <w:b/>
-          <w:bCs/>
-          <w:lang w:val="en-US"/>
-        </w:rPr>
-        <w:t>uthor:</w:t>
+        <w:t>Corresponding author:</w:t>
       </w:r>
       <w:r>
         <w:rPr>
@@ -519,7 +511,7 @@
         <w:rPr>
           <w:noProof/>
         </w:rPr>
-        <w:pict w14:anchorId="21BDB2FC">
+        <w:pict w14:anchorId="2C15D182">
           <v:rect id="_x0000_i1041" alt="" style="width:451.3pt;height:.05pt;mso-width-percent:0;mso-height-percent:0;mso-width-percent:0;mso-height-percent:0" o:hralign="center" o:hrstd="t" o:hr="t"/>
         </w:pict>
       </w:r>
@@ -575,14 +567,15 @@
         <w:rPr>
           <w:lang w:val="en-US"/>
         </w:rPr>
-        <w:t xml:space="preserve"> flow cytometry, FlowJ</w:t>
-      </w:r>
-      <w:r>
+        <w:t xml:space="preserve"> flow cytometry, FlowJo, GatingSet, Gating-ML, workspace interoperability, R/Bioconductor</w:t>
+      </w:r>
+    </w:p>
+    <w:p>
+      <w:pPr>
         <w:rPr>
           <w:lang w:val="en-US"/>
         </w:rPr>
-        <w:t>o, GatingSet, Gating-ML, workspace interoperability, R/Bioconductor</w:t>
-      </w:r>
+      </w:pPr>
     </w:p>
     <w:p>
       <w:pPr>
@@ -599,18 +592,11 @@
       </w:pPr>
     </w:p>
     <w:p>
-      <w:pPr>
-        <w:rPr>
-          <w:lang w:val="en-US"/>
-        </w:rPr>
-      </w:pPr>
-    </w:p>
-    <w:p>
       <w:r>
         <w:rPr>
           <w:noProof/>
         </w:rPr>
-        <w:pict w14:anchorId="07087B6A">
+        <w:pict w14:anchorId="0D2BF07D">
           <v:rect id="_x0000_i1040" alt="" style="width:451.3pt;height:.05pt;mso-width-percent:0;mso-height-percent:0;mso-width-percent:0;mso-height-percent:0" o:hralign="center" o:hrstd="t" o:hr="t"/>
         </w:pict>
       </w:r>
@@ -642,51 +628,36 @@
       </w:r>
       <w:r>
         <w:rPr>
-          <w:rFonts w:ascii="Arial" w:hAnsi="Arial" w:cs="Arial"/>
           <w:color w:val="273437"/>
-          <w:sz w:val="27"/>
-          <w:szCs w:val="27"/>
           <w:shd w:val="clear" w:color="auto" w:fill="FFFFFF"/>
         </w:rPr>
         <w:fldChar w:fldCharType="begin"/>
       </w:r>
       <w:r>
         <w:rPr>
-          <w:rFonts w:ascii="Arial" w:hAnsi="Arial" w:cs="Arial"/>
           <w:color w:val="273437"/>
-          <w:sz w:val="27"/>
-          <w:szCs w:val="27"/>
           <w:shd w:val="clear" w:color="auto" w:fill="FFFFFF"/>
         </w:rPr>
         <w:instrText xml:space="preserve"> ADDIN ZOTERO_ITEM CSL_CITATION {"citationID":"baFRBFtg","properties":{"unsorted":false,"formattedCitation":"(1)","plainCitation":"(1)","noteIndex":0},"citationItems":[{"id":12730,"uris":["http://zotero.org/users/4580003/items/CNCAGUJ8"],"itemData":{"id":12730,"type":"article-journal","abstract":"The quantification and characterization of circulating immune cells provide key indicators of human health and disease. To identify the relative effects of environmental and genetic factors on variation in the parameters of innate and adaptive immune cells in homeostatic conditions, we combined standardized flow cytometry of blood leukocytes and genome-wide DNA genotyping of 1,000 healthy, unrelated people of Western European ancestry. We found that smoking, together with age, sex and latent infection with cytomegalovirus, were the main non-genetic factors that affected variation in parameters of human immune cells. Genome-wide association studies of 166 immunophenotypes identified 15 loci that showed enrichment for disease-associated variants. Finally, we demonstrated that the parameters of innate cells were more strongly controlled by genetic variation than were those of adaptive cells, which were driven by mainly environmental exposure. Our data establish a resource that will generate new hypotheses in immunology and highlight the role of innate immunity in susceptibility to common autoimmune diseases.","container-title":"Nature Immunology","DOI":"10.1038/s41590-018-0049-7","issue":"3","language":"en","page":"302","PMID":"29476184","source":"hal.science","title":"Natural variation in the parameters of innate immune cells is preferentially driven by genetic factors","volume":"19","author":[{"family":"Patin","given":"Etienne"},{"family":"Hasan","given":"Milena"},{"family":"Bergstedt","given":"Jacob"},{"family":"Rouilly","given":"Vincent"},{"family":"Libri","given":"Valentina"},{"family":"Urrutia","given":"Alejandra"},{"family":"Alanio","given":"Cécile"},{"family":"Scepanovic","given":"Petar"},{"family":"Hammer","given":"Christian"},{"family":"Jönsson","given":"Friederike"},{"family":"Beitz","given":"Benoit"},{"family":"Quach","given":"Hélène"},{"family":"Lim","given":"Yoong Wearn"},{"family":"Hunkapiller","given":"Julie"},{"family":"Zepeda","given":"Magge"},{"family":"Green","given":"Cherie"},{"family":"Piasecka","given":"Barbara"},{"family":"Leloup","given":"Claire"},{"family":"Rogge","given":"Lars"},{"family":"Huetz","given":"François"},{"family":"Peguillet","given":"Isabelle"},{"family":"Lantz","given":"Olivier"},{"family":"Fontes","given":"Magnus"},{"family":"Santo","given":"James"},{"family":"Thomas","given":"Stéphanie"},{"family":"Fellay","given":"Jacques"},{"family":"Duffy","given":"Darragh"},{"family":"Quintana-Murci","given":"Lluis"},{"family":"Albert","given":"Matthew"},{"family":"Interieur","given":"Consortium The Milieu"}],"issued":{"date-parts":[["2018"]]}}}],"schema":"https://github.com/citation-style-language/schema/raw/master/csl-citation.json"} </w:instrText>
       </w:r>
       <w:r>
         <w:rPr>
-          <w:rFonts w:ascii="Arial" w:hAnsi="Arial" w:cs="Arial"/>
           <w:color w:val="273437"/>
-          <w:sz w:val="27"/>
-          <w:szCs w:val="27"/>
           <w:shd w:val="clear" w:color="auto" w:fill="FFFFFF"/>
         </w:rPr>
         <w:fldChar w:fldCharType="separate"/>
       </w:r>
       <w:r>
         <w:rPr>
-          <w:rFonts w:ascii="Arial" w:hAnsi="Arial" w:cs="Arial"/>
           <w:noProof/>
           <w:color w:val="273437"/>
-          <w:sz w:val="27"/>
-          <w:szCs w:val="27"/>
           <w:shd w:val="clear" w:color="auto" w:fill="FFFFFF"/>
         </w:rPr>
         <w:t>(1)</w:t>
       </w:r>
       <w:r>
         <w:rPr>
-          <w:rFonts w:ascii="Arial" w:hAnsi="Arial" w:cs="Arial"/>
           <w:color w:val="273437"/>
-          <w:sz w:val="27"/>
-          <w:szCs w:val="27"/>
           <w:shd w:val="clear" w:color="auto" w:fill="FFFFFF"/>
         </w:rPr>
         <w:fldChar w:fldCharType="end"/>
@@ -706,7 +677,13 @@
         <w:t>FlowJo (</w:t>
       </w:r>
       <w:r>
-        <w:t xml:space="preserve">BD Biosciences) is one of the most widely used commercial platforms for flow cytometry data analysis, providing a graphical interface for gating, compensation, and population statistics </w:t>
+        <w:t>BD Biosciences</w:t>
+      </w:r>
+      <w:r>
+        <w:t>, Waters Biosciences</w:t>
+      </w:r>
+      <w:r>
+        <w:t xml:space="preserve">) is one of the most widely used commercial platforms for flow cytometry data analysis, providing a graphical interface for gating, compensation, and population statistics </w:t>
       </w:r>
       <w:r>
         <w:fldChar w:fldCharType="begin"/>
@@ -807,7 +784,28 @@
         <w:pStyle w:val="NormalWeb"/>
       </w:pPr>
       <w:r>
-        <w:t xml:space="preserve">The release of FlowJo version 11 introduced a fundamental change in workspace architecture. The XML-based .wsp format used in v10, which conforms to the ISAC Gating-ML 2.0 standard [4], was replaced by a JSON-based .flowjo format distributed as a ZIP archive. This new format uses extensive UUID cross-referencing among population definitions, sample-specific gate instances, data sources, and group assignments (see Supplementary File 1 for a detailed comparison). Because the v11 JSON schema is proprietary and not publicly documented, existing interoperability tools cannot </w:t>
+        <w:t xml:space="preserve">The release of FlowJo version 11 introduced a fundamental change in workspace architecture. The XML-based .wsp format used in v10, which conforms to the ISAC Gating-ML 2.0 standard </w:t>
+      </w:r>
+      <w:r>
+        <w:fldChar w:fldCharType="begin"/>
+      </w:r>
+      <w:r>
+        <w:instrText xml:space="preserve"> ADDIN ZOTERO_ITEM CSL_CITATION {"citationID":"4qZ0iWTS","properties":{"unsorted":false,"formattedCitation":"(6)","plainCitation":"(6)","noteIndex":0},"citationItems":[{"id":19665,"uris":["http://zotero.org/groups/2522180/items/J49Q8VH5"],"itemData":{"id":19665,"type":"article-journal","abstract":"Abstract\n            The lack of software interoperability with respect to gating has traditionally been a bottleneck preventing the use of multiple analytical tools and reproducibility of flow cytometry data analysis by independent parties. To address this issue, ISAC developed Gating‐ML, a computer file format to encode and interchange gates. Gating‐ML 1.5 was adopted and published as an ISAC Candidate Recommendation in 2008. Feedback during the probationary period from implementors, including major commercial software companies, instrument vendors, and the wider community, has led to a streamlined Gating‐ML 2.0. Gating‐ML has been significantly simplified and therefore easier to support by software tools. To aid developers, free, open source reference implementations, compliance tests, and detailed examples are provided to stimulate further commercial adoption. ISAC has approved Gating‐ML as a standard ready for deployment in the public domain and encourages its support within the community as it is at a mature stage of development having undergone extensive review and testing, under both theoretical and practical conditions. © 2015 International Society for Advancement of Cytometry","container-title":"Cytometry Part A","DOI":"10.1002/cyto.a.22690","ISSN":"1552-4922, 1552-4930","issue":"7","journalAbbreviation":"Cytometry Pt A","language":"en","license":"http://onlinelibrary.wiley.com/termsAndConditions#vor","page":"683-687","source":"DOI.org (Crossref)","title":"&lt;span style=\"font-variant:small-caps;\"&gt;ISAC&lt;/span&gt; 's &lt;span style=\"font-variant:small-caps;\"&gt;G&lt;/span&gt; ating‐ &lt;span style=\"font-variant:small-caps;\"&gt;ML&lt;/span&gt; 2.0 data exchange standard for gating description","title-short":"&lt;span style=\"font-variant","volume":"87","author":[{"family":"Spidlen","given":"Josef"},{"family":"Moore","given":"Wayne"},{"literal":"ISAC Data Standards Task Force"},{"family":"Brinkman","given":"Ryan R."}],"issued":{"date-parts":[["2015",7]]}}}],"schema":"https://github.com/citation-style-language/schema/raw/master/csl-citation.json"} </w:instrText>
+      </w:r>
+      <w:r>
+        <w:fldChar w:fldCharType="separate"/>
+      </w:r>
+      <w:r>
+        <w:rPr>
+          <w:noProof/>
+        </w:rPr>
+        <w:t>(6)</w:t>
+      </w:r>
+      <w:r>
+        <w:fldChar w:fldCharType="end"/>
+      </w:r>
+      <w:r>
+        <w:t xml:space="preserve">, was replaced by a JSON-based .flowjo format distributed as a ZIP archive. This new format uses extensive UUID cross-referencing among population definitions, sample-specific gate instances, data sources, and group assignments (see Supplementary File 1 for a detailed comparison). Because the v11 JSON schema is proprietary and not publicly documented, existing interoperability tools cannot </w:t>
       </w:r>
       <w:r>
         <w:t>read or write v11 workspaces.</w:t>
@@ -827,7 +825,7 @@
         <w:fldChar w:fldCharType="begin"/>
       </w:r>
       <w:r>
-        <w:instrText xml:space="preserve"> ADDIN ZOTERO_ITEM CSL_CITATION {"citationID":"OOuYbTbS","properties":{"unsorted":false,"formattedCitation":"(6)","plainCitation":"(6)","noteIndex":0},"citationItems":[{"id":19659,"uris":["http://zotero.org/groups/2522180/items/LYWKBKYT"],"itemData":{"id":19659,"type":"article-journal","abstract":"Abstract\n            \n              CytoML\n              is an R/Bioconductor package that enables cross‐platform import, export, and sharing of gated cytometry data. It currently supports Cytobank, FlowJo, Diva, and R, allowing users to import gated cytometry data from commercial platforms into R. Once data are available in R, the data can be further manipulated. For example it can be combined with other computational and analytic approaches, and the results can be exported to FlowJo or Cytobank to be explored by researchers using those platforms. We demonstrate how\n              CytoML\n              and related R packages can be used as a tool to import, modify and export several samples stained with the T cell panel from the FlowCAP IV Lyoplate data set. Once imported, the gating is modified using computational approaches, and exported for visualization in Cytobank and FlowJo. We further show how\n              CytoML\n              can be used to import gated data from a publicly accessible mass cytometry experiment from Cytobank.\n              CytoML\n              is the only tool that allows such sharing of gated cytometry data between researchers working across different platforms, and it will serve as a useful tool for validating and verifying the reproducibility of analyses. © 2018 The Authors. Cytometry Part A published by Wiley Periodicals, Inc. on behalf of International Society for Advancement of Cytometry.","container-title":"Cytometry Part A","DOI":"10.1002/cyto.a.23663","ISSN":"1552-4922, 1552-4930","issue":"12","journalAbbreviation":"Cytometry Pt A","language":"en","page":"1189-1196","source":"DOI.org (Crossref)","title":"&lt;i&gt;CytoML&lt;/i&gt; for cross‐platform cytometry data sharing","volume":"93","author":[{"family":"Finak","given":"Greg"},{"family":"Jiang","given":"Wenxin"},{"family":"Gottardo","given":"Raphael"}],"issued":{"date-parts":[["2018",12]]}}}],"schema":"https://github.com/citation-style-language/schema/raw/master/csl-citation.json"} </w:instrText>
+        <w:instrText xml:space="preserve"> ADDIN ZOTERO_ITEM CSL_CITATION {"citationID":"OOuYbTbS","properties":{"unsorted":false,"formattedCitation":"(7)","plainCitation":"(7)","noteIndex":0},"citationItems":[{"id":19659,"uris":["http://zotero.org/groups/2522180/items/LYWKBKYT"],"itemData":{"id":19659,"type":"article-journal","abstract":"Abstract\n            \n              CytoML\n              is an R/Bioconductor package that enables cross‐platform import, export, and sharing of gated cytometry data. It currently supports Cytobank, FlowJo, Diva, and R, allowing users to import gated cytometry data from commercial platforms into R. Once data are available in R, the data can be further manipulated. For example it can be combined with other computational and analytic approaches, and the results can be exported to FlowJo or Cytobank to be explored by researchers using those platforms. We demonstrate how\n              CytoML\n              and related R packages can be used as a tool to import, modify and export several samples stained with the T cell panel from the FlowCAP IV Lyoplate data set. Once imported, the gating is modified using computational approaches, and exported for visualization in Cytobank and FlowJo. We further show how\n              CytoML\n              can be used to import gated data from a publicly accessible mass cytometry experiment from Cytobank.\n              CytoML\n              is the only tool that allows such sharing of gated cytometry data between researchers working across different platforms, and it will serve as a useful tool for validating and verifying the reproducibility of analyses. © 2018 The Authors. Cytometry Part A published by Wiley Periodicals, Inc. on behalf of International Society for Advancement of Cytometry.","container-title":"Cytometry Part A","DOI":"10.1002/cyto.a.23663","ISSN":"1552-4922, 1552-4930","issue":"12","journalAbbreviation":"Cytometry Pt A","language":"en","page":"1189-1196","source":"DOI.org (Crossref)","title":"&lt;i&gt;CytoML&lt;/i&gt; for cross‐platform cytometry data sharing","volume":"93","author":[{"family":"Finak","given":"Greg"},{"family":"Jiang","given":"Wenxin"},{"family":"Gottardo","given":"Raphael"}],"issued":{"date-parts":[["2018",12]]}}}],"schema":"https://github.com/citation-style-language/schema/raw/master/csl-citation.json"} </w:instrText>
       </w:r>
       <w:r>
         <w:fldChar w:fldCharType="separate"/>
@@ -836,7 +834,7 @@
         <w:rPr>
           <w:noProof/>
         </w:rPr>
-        <w:t>(6)</w:t>
+        <w:t>(7)</w:t>
       </w:r>
       <w:r>
         <w:fldChar w:fldCharType="end"/>
@@ -882,10 +880,10 @@
           <w:lang w:val="en-US"/>
         </w:rPr>
         <w:drawing>
-          <wp:inline distT="0" distB="0" distL="0" distR="0" wp14:anchorId="5E1008B4" wp14:editId="39C3256B">
-            <wp:extent cx="5760720" cy="2995930"/>
-            <wp:effectExtent l="0" t="0" r="5080" b="1270"/>
-            <wp:docPr id="34545282" name="Picture 1"/>
+          <wp:inline distT="0" distB="0" distL="0" distR="0" wp14:anchorId="30949E95" wp14:editId="5C676609">
+            <wp:extent cx="5760720" cy="2806065"/>
+            <wp:effectExtent l="0" t="0" r="5080" b="635"/>
+            <wp:docPr id="538369084" name="Picture 1"/>
             <wp:cNvGraphicFramePr>
               <a:graphicFrameLocks xmlns:a="http://schemas.openxmlformats.org/drawingml/2006/main" noChangeAspect="1"/>
             </wp:cNvGraphicFramePr>
@@ -893,7 +891,7 @@
               <a:graphicData uri="http://schemas.openxmlformats.org/drawingml/2006/picture">
                 <pic:pic xmlns:pic="http://schemas.openxmlformats.org/drawingml/2006/picture">
                   <pic:nvPicPr>
-                    <pic:cNvPr id="34545282" name=""/>
+                    <pic:cNvPr id="538369084" name=""/>
                     <pic:cNvPicPr/>
                   </pic:nvPicPr>
                   <pic:blipFill>
@@ -905,7 +903,7 @@
                   <pic:spPr>
                     <a:xfrm>
                       <a:off x="0" y="0"/>
-                      <a:ext cx="5760720" cy="2995930"/>
+                      <a:ext cx="5760720" cy="2806065"/>
                     </a:xfrm>
                     <a:prstGeom prst="rect">
                       <a:avLst/>
@@ -1005,11 +1003,11 @@
         <w:pStyle w:val="NormalWeb"/>
       </w:pPr>
       <w:r>
-        <w:t xml:space="preserve">CyFj11 provides asymmetric conversion: complete FlowJo v11 import, with export limited to the FlowJo v10 XML format (Figure 1). This design reflects a deliberate engineering decision, not an incomplete implementation. The FlowJo v11 JSON schema requires maintaining a consistent graph of UUID relationships across dozens of entity types; without </w:t>
+        <w:t xml:space="preserve">CyFj11 provides asymmetric conversion: complete FlowJo v11 import, with export limited to the FlowJo v10 XML format (Figure 1). This design reflects a deliberate engineering decision, not an incomplete implementation. The FlowJo v11 JSON schema requires maintaining a consistent graph of UUID relationships across dozens of entity types; without vendor documentation, generating a valid v11 export would require full reverse-engineering </w:t>
       </w:r>
       <w:r>
         <w:lastRenderedPageBreak/>
-        <w:t xml:space="preserve">vendor documentation, generating a valid v11 export would require full reverse-engineering of this schema with no guarantee of compatibility across </w:t>
+        <w:t xml:space="preserve">of this schema with no guarantee of compatibility across </w:t>
       </w:r>
       <w:r>
         <w:t>FlowJo updates. In contrast, the v10 XML format follows the published Gating-ML 2.0 standard, enabling confident generation of valid, interoperable files. A detailed technical justification is provided in Supplementary File 1.</w:t>
@@ -1573,7 +1571,16 @@
               <w:pStyle w:val="NormalWeb"/>
             </w:pPr>
             <w:r>
-              <w:t>No^a</w:t>
+              <w:t>No</w:t>
+            </w:r>
+            <w:r>
+              <w:t xml:space="preserve"> </w:t>
+            </w:r>
+            <w:r>
+              <w:rPr>
+                <w:vertAlign w:val="superscript"/>
+              </w:rPr>
+              <w:t>a</w:t>
             </w:r>
           </w:p>
         </w:tc>
@@ -1623,7 +1630,16 @@
               <w:pStyle w:val="NormalWeb"/>
             </w:pPr>
             <w:r>
-              <w:t>No^b</w:t>
+              <w:t>No</w:t>
+            </w:r>
+            <w:r>
+              <w:t xml:space="preserve"> </w:t>
+            </w:r>
+            <w:r>
+              <w:rPr>
+                <w:vertAlign w:val="superscript"/>
+              </w:rPr>
+              <w:t>b</w:t>
             </w:r>
           </w:p>
         </w:tc>
@@ -2113,7 +2129,16 @@
               <w:pStyle w:val="NormalWeb"/>
             </w:pPr>
             <w:r>
-              <w:t>Merged to group^c</w:t>
+              <w:t>Merged to group</w:t>
+            </w:r>
+            <w:r>
+              <w:t xml:space="preserve"> </w:t>
+            </w:r>
+            <w:r>
+              <w:rPr>
+                <w:vertAlign w:val="superscript"/>
+              </w:rPr>
+              <w:t>c</w:t>
             </w:r>
           </w:p>
         </w:tc>
@@ -2476,7 +2501,7 @@
           <w:szCs w:val="24"/>
           <w:lang w:val="en-FR" w:eastAsia="en-GB"/>
         </w:rPr>
-        <w:pict w14:anchorId="5BDB40CC">
+        <w:pict w14:anchorId="0B815AA3">
           <v:rect id="_x0000_i1039" alt="" style="width:451.3pt;height:.05pt;mso-width-percent:0;mso-height-percent:0;mso-width-percent:0;mso-height-percent:0" o:hralign="center" o:hrstd="t" o:hr="t" fillcolor="#a0a0a0" stroked="f"/>
         </w:pict>
       </w:r>
@@ -2536,27 +2561,16 @@
         <w:pStyle w:val="NormalWeb"/>
       </w:pPr>
       <w:r>
-        <w:t xml:space="preserve">Test workspaces, FCS files, and analysis scripts are deposited at </w:t>
-      </w:r>
-      <w:r>
-        <w:rPr>
-          <w:color w:val="EE0000"/>
-        </w:rPr>
-        <w:t>[</w:t>
-      </w:r>
-      <w:r>
-        <w:rPr>
-          <w:rFonts w:ascii="Helvetica" w:hAnsi="Helvetica"/>
-          <w:b/>
-          <w:bCs/>
-          <w:sz w:val="20"/>
-          <w:szCs w:val="20"/>
-          <w:shd w:val="clear" w:color="auto" w:fill="FFFFFF"/>
-        </w:rPr>
-        <w:t>10.5281/zenodo.20849817</w:t>
-      </w:r>
-      <w:r>
-        <w:t>].</w:t>
+        <w:t>Source code, t</w:t>
+      </w:r>
+      <w:r>
+        <w:t xml:space="preserve">est workspaces, FCS files, and analysis scripts are deposited at </w:t>
+      </w:r>
+      <w:r>
+        <w:t>https://doi.org/10.5281/zenodo.20933199</w:t>
+      </w:r>
+      <w:r>
+        <w:t>.</w:t>
       </w:r>
     </w:p>
     <w:p>
@@ -3711,6 +3725,7 @@
               <w:pStyle w:val="NormalWeb"/>
             </w:pPr>
             <w:r>
+              <w:lastRenderedPageBreak/>
               <w:t>13</w:t>
             </w:r>
           </w:p>
@@ -3756,26 +3771,21 @@
               <w:pStyle w:val="NormalWeb"/>
             </w:pPr>
             <w:r>
-              <w:t xml:space="preserve">live / singlets / FITC_pos / </w:t>
-            </w:r>
-            <w:r>
-              <w:lastRenderedPageBreak/>
-              <w:t>double_pos / not_double</w:t>
-            </w:r>
-          </w:p>
-        </w:tc>
-        <w:tc>
-          <w:tcPr>
-            <w:tcW w:w="0" w:type="auto"/>
-            <w:vAlign w:val="center"/>
-            <w:hideMark/>
-          </w:tcPr>
-          <w:p>
-            <w:pPr>
-              <w:pStyle w:val="NormalWeb"/>
-            </w:pPr>
-            <w:r>
-              <w:lastRenderedPageBreak/>
+              <w:t>live / singlets / FITC_pos / double_pos / not_double</w:t>
+            </w:r>
+          </w:p>
+        </w:tc>
+        <w:tc>
+          <w:tcPr>
+            <w:tcW w:w="0" w:type="auto"/>
+            <w:vAlign w:val="center"/>
+            <w:hideMark/>
+          </w:tcPr>
+          <w:p>
+            <w:pPr>
+              <w:pStyle w:val="NormalWeb"/>
+            </w:pPr>
+            <w:r>
               <w:t>9,939 / 9,470 / 2,838 / 1,887 / 7,583</w:t>
             </w:r>
           </w:p>
@@ -3847,14 +3857,10 @@
     <w:p>
       <w:pPr>
         <w:pStyle w:val="NormalWeb"/>
-        <w:rPr>
-          <w:color w:val="EE0000"/>
-        </w:rPr>
       </w:pPr>
       <w:r>
         <w:rPr>
           <w:rStyle w:val="Strong"/>
-          <w:color w:val="EE0000"/>
         </w:rPr>
         <w:t>Table 3. Gate coordinate accuracy across 8 test scenarios covering 5 gate/transform combinations.</w:t>
       </w:r>
@@ -3872,14 +3878,13 @@
         <w:tblLook w:val="04A0" w:firstRow="1" w:lastRow="0" w:firstColumn="1" w:lastColumn="0" w:noHBand="0" w:noVBand="1"/>
       </w:tblPr>
       <w:tblGrid>
-        <w:gridCol w:w="516"/>
+        <w:gridCol w:w="515"/>
         <w:gridCol w:w="1181"/>
-        <w:gridCol w:w="1402"/>
+        <w:gridCol w:w="2007"/>
         <w:gridCol w:w="1407"/>
-        <w:gridCol w:w="841"/>
-        <w:gridCol w:w="1374"/>
-        <w:gridCol w:w="1322"/>
-        <w:gridCol w:w="1029"/>
+        <w:gridCol w:w="974"/>
+        <w:gridCol w:w="1534"/>
+        <w:gridCol w:w="716"/>
       </w:tblGrid>
       <w:tr>
         <w:trPr>
@@ -4025,30 +4030,6 @@
                 <w:b/>
                 <w:bCs/>
               </w:rPr>
-              <w:t>Mean deviation</w:t>
-            </w:r>
-          </w:p>
-        </w:tc>
-        <w:tc>
-          <w:tcPr>
-            <w:tcW w:w="0" w:type="auto"/>
-            <w:vAlign w:val="center"/>
-            <w:hideMark/>
-          </w:tcPr>
-          <w:p>
-            <w:pPr>
-              <w:pStyle w:val="NormalWeb"/>
-              <w:jc w:val="center"/>
-              <w:rPr>
-                <w:b/>
-                <w:bCs/>
-              </w:rPr>
-            </w:pPr>
-            <w:r>
-              <w:rPr>
-                <w:b/>
-                <w:bCs/>
-              </w:rPr>
               <w:t>Max deviation</w:t>
             </w:r>
           </w:p>
@@ -4183,21 +4164,6 @@
               <w:pStyle w:val="NormalWeb"/>
             </w:pPr>
             <w:r>
-              <w:t>0.000000%</w:t>
-            </w:r>
-          </w:p>
-        </w:tc>
-        <w:tc>
-          <w:tcPr>
-            <w:tcW w:w="0" w:type="auto"/>
-            <w:vAlign w:val="center"/>
-            <w:hideMark/>
-          </w:tcPr>
-          <w:p>
-            <w:pPr>
-              <w:pStyle w:val="NormalWeb"/>
-            </w:pPr>
-            <w:r>
               <w:t>PASS</w:t>
             </w:r>
           </w:p>
@@ -4308,21 +4274,6 @@
               <w:pStyle w:val="NormalWeb"/>
             </w:pPr>
             <w:r>
-              <w:t>0.000000%</w:t>
-            </w:r>
-          </w:p>
-        </w:tc>
-        <w:tc>
-          <w:tcPr>
-            <w:tcW w:w="0" w:type="auto"/>
-            <w:vAlign w:val="center"/>
-            <w:hideMark/>
-          </w:tcPr>
-          <w:p>
-            <w:pPr>
-              <w:pStyle w:val="NormalWeb"/>
-            </w:pPr>
-            <w:r>
               <w:t>PASS</w:t>
             </w:r>
           </w:p>
@@ -4433,21 +4384,6 @@
               <w:pStyle w:val="NormalWeb"/>
             </w:pPr>
             <w:r>
-              <w:t>0.000000%</w:t>
-            </w:r>
-          </w:p>
-        </w:tc>
-        <w:tc>
-          <w:tcPr>
-            <w:tcW w:w="0" w:type="auto"/>
-            <w:vAlign w:val="center"/>
-            <w:hideMark/>
-          </w:tcPr>
-          <w:p>
-            <w:pPr>
-              <w:pStyle w:val="NormalWeb"/>
-            </w:pPr>
-            <w:r>
               <w:t>PASS</w:t>
             </w:r>
           </w:p>
@@ -4558,21 +4494,6 @@
               <w:pStyle w:val="NormalWeb"/>
             </w:pPr>
             <w:r>
-              <w:t>0.000000%</w:t>
-            </w:r>
-          </w:p>
-        </w:tc>
-        <w:tc>
-          <w:tcPr>
-            <w:tcW w:w="0" w:type="auto"/>
-            <w:vAlign w:val="center"/>
-            <w:hideMark/>
-          </w:tcPr>
-          <w:p>
-            <w:pPr>
-              <w:pStyle w:val="NormalWeb"/>
-            </w:pPr>
-            <w:r>
               <w:t>PASS</w:t>
             </w:r>
           </w:p>
@@ -4591,14 +4512,8 @@
           <w:p>
             <w:pPr>
               <w:pStyle w:val="NormalWeb"/>
-              <w:rPr>
-                <w:color w:val="EE0000"/>
-              </w:rPr>
-            </w:pPr>
-            <w:r>
-              <w:rPr>
-                <w:color w:val="EE0000"/>
-              </w:rPr>
+            </w:pPr>
+            <w:r>
               <w:t>07</w:t>
             </w:r>
           </w:p>
@@ -4612,14 +4527,8 @@
           <w:p>
             <w:pPr>
               <w:pStyle w:val="NormalWeb"/>
-              <w:rPr>
-                <w:color w:val="EE0000"/>
-              </w:rPr>
-            </w:pPr>
-            <w:r>
-              <w:rPr>
-                <w:color w:val="EE0000"/>
-              </w:rPr>
+            </w:pPr>
+            <w:r>
               <w:t>PE_pos</w:t>
             </w:r>
           </w:p>
@@ -4633,14 +4542,8 @@
           <w:p>
             <w:pPr>
               <w:pStyle w:val="NormalWeb"/>
-              <w:rPr>
-                <w:color w:val="EE0000"/>
-              </w:rPr>
-            </w:pPr>
-            <w:r>
-              <w:rPr>
-                <w:color w:val="EE0000"/>
-              </w:rPr>
+            </w:pPr>
+            <w:r>
               <w:t>1D rectangle</w:t>
             </w:r>
           </w:p>
@@ -4654,14 +4557,8 @@
           <w:p>
             <w:pPr>
               <w:pStyle w:val="NormalWeb"/>
-              <w:rPr>
-                <w:color w:val="EE0000"/>
-              </w:rPr>
-            </w:pPr>
-            <w:r>
-              <w:rPr>
-                <w:color w:val="EE0000"/>
-              </w:rPr>
+            </w:pPr>
+            <w:r>
               <w:t>Log</w:t>
             </w:r>
           </w:p>
@@ -4675,14 +4572,8 @@
           <w:p>
             <w:pPr>
               <w:pStyle w:val="NormalWeb"/>
-              <w:rPr>
-                <w:color w:val="EE0000"/>
-              </w:rPr>
-            </w:pPr>
-            <w:r>
-              <w:rPr>
-                <w:color w:val="EE0000"/>
-              </w:rPr>
+            </w:pPr>
+            <w:r>
               <w:t>2</w:t>
             </w:r>
           </w:p>
@@ -4696,14 +4587,8 @@
           <w:p>
             <w:pPr>
               <w:pStyle w:val="NormalWeb"/>
-              <w:rPr>
-                <w:color w:val="EE0000"/>
-              </w:rPr>
-            </w:pPr>
-            <w:r>
-              <w:rPr>
-                <w:color w:val="EE0000"/>
-              </w:rPr>
+            </w:pPr>
+            <w:r>
               <w:t>0.000000%</w:t>
             </w:r>
           </w:p>
@@ -4717,36 +4602,9 @@
           <w:p>
             <w:pPr>
               <w:pStyle w:val="NormalWeb"/>
-              <w:rPr>
-                <w:color w:val="EE0000"/>
-              </w:rPr>
-            </w:pPr>
-            <w:r>
-              <w:rPr>
-                <w:color w:val="EE0000"/>
-              </w:rPr>
-              <w:t>0.000000%</w:t>
-            </w:r>
-          </w:p>
-        </w:tc>
-        <w:tc>
-          <w:tcPr>
-            <w:tcW w:w="0" w:type="auto"/>
-            <w:vAlign w:val="center"/>
-            <w:hideMark/>
-          </w:tcPr>
-          <w:p>
-            <w:pPr>
-              <w:pStyle w:val="NormalWeb"/>
-              <w:rPr>
-                <w:color w:val="EE0000"/>
-              </w:rPr>
-            </w:pPr>
-            <w:r>
-              <w:rPr>
-                <w:color w:val="EE0000"/>
-              </w:rPr>
-              <w:t>known drift^a</w:t>
+            </w:pPr>
+            <w:r>
+              <w:t>PASS</w:t>
             </w:r>
           </w:p>
         </w:tc>
@@ -4856,21 +4714,6 @@
               <w:pStyle w:val="NormalWeb"/>
             </w:pPr>
             <w:r>
-              <w:t>0.000000%</w:t>
-            </w:r>
-          </w:p>
-        </w:tc>
-        <w:tc>
-          <w:tcPr>
-            <w:tcW w:w="0" w:type="auto"/>
-            <w:vAlign w:val="center"/>
-            <w:hideMark/>
-          </w:tcPr>
-          <w:p>
-            <w:pPr>
-              <w:pStyle w:val="NormalWeb"/>
-            </w:pPr>
-            <w:r>
               <w:t>PASS</w:t>
             </w:r>
           </w:p>
@@ -4981,21 +4824,6 @@
               <w:pStyle w:val="NormalWeb"/>
             </w:pPr>
             <w:r>
-              <w:t>0.000000%</w:t>
-            </w:r>
-          </w:p>
-        </w:tc>
-        <w:tc>
-          <w:tcPr>
-            <w:tcW w:w="0" w:type="auto"/>
-            <w:vAlign w:val="center"/>
-            <w:hideMark/>
-          </w:tcPr>
-          <w:p>
-            <w:pPr>
-              <w:pStyle w:val="NormalWeb"/>
-            </w:pPr>
-            <w:r>
               <w:t>PASS</w:t>
             </w:r>
           </w:p>
@@ -5106,21 +4934,6 @@
               <w:pStyle w:val="NormalWeb"/>
             </w:pPr>
             <w:r>
-              <w:t>0.000000%</w:t>
-            </w:r>
-          </w:p>
-        </w:tc>
-        <w:tc>
-          <w:tcPr>
-            <w:tcW w:w="0" w:type="auto"/>
-            <w:vAlign w:val="center"/>
-            <w:hideMark/>
-          </w:tcPr>
-          <w:p>
-            <w:pPr>
-              <w:pStyle w:val="NormalWeb"/>
-            </w:pPr>
-            <w:r>
               <w:t>PASS</w:t>
             </w:r>
           </w:p>
@@ -5132,13 +4945,7 @@
         <w:pStyle w:val="NormalWeb"/>
       </w:pPr>
       <w:r>
-        <w:rPr>
-          <w:vertAlign w:val="superscript"/>
-        </w:rPr>
-        <w:t>a</w:t>
-      </w:r>
-      <w:r>
-        <w:t xml:space="preserve"> Test 07 uses the FlowJo logarithmic transform (decade=6, offset=1), which exhibits coordinate drift on round-trip between platforms. The R-side coordinates are preserved exactly in the exported XML, but the displayed gate position in FlowJo may differ from the original due to differences in how FlowJo and flowCore interpret log transform parameters.</w:t>
+        <w:t>The R-side coordinates are preserved exactly in the exported XML, but the displayed gate position in FlowJo may differ from the original due to differences in how FlowJo and flowCore interpret log transform parameters.</w:t>
       </w:r>
     </w:p>
     <w:p>
@@ -5146,16 +4953,19 @@
         <w:pStyle w:val="Heading2"/>
       </w:pPr>
       <w:r>
+        <w:t>Standards Compliance</w:t>
+      </w:r>
+    </w:p>
+    <w:p>
+      <w:pPr>
+        <w:pStyle w:val="NormalWeb"/>
+      </w:pPr>
+      <w:r>
+        <w:t xml:space="preserve">Gating-ML 2.0 compliance was assessed at two levels. First, a structural conformance check verified that gate elements use the correct Gating-ML 2.0 namespace URIs, element names, and required attributes. All 50 applicable checks passed across all 13 test workspaces (Table </w:t>
+      </w:r>
+      <w:r>
         <w:lastRenderedPageBreak/>
-        <w:t>Standards Compliance</w:t>
-      </w:r>
-    </w:p>
-    <w:p>
-      <w:pPr>
-        <w:pStyle w:val="NormalWeb"/>
-      </w:pPr>
-      <w:r>
-        <w:t xml:space="preserve">Gating-ML 2.0 compliance was assessed at two levels. First, a structural conformance check verified that gate elements use the correct Gating-ML 2.0 namespace URIs, element names, and required attributes. All 50 applicable checks passed across all 13 test workspaces (Table 4): 13/13 namespace declarations, 10/10 RectangleGate elements, 3/3 PolygonGate elements, 3/3 EllipsoidGate elements, and all transformation elements conformed to the structural requirements of the published specification </w:t>
+        <w:t xml:space="preserve">4): 13/13 namespace declarations, 10/10 RectangleGate elements, 3/3 PolygonGate elements, 3/3 EllipsoidGate elements, and all transformation elements conformed to the structural requirements of the published specification </w:t>
       </w:r>
       <w:r>
         <w:rPr>
@@ -5978,11 +5788,7 @@
         <w:t>fj11_to_gatingset()</w:t>
       </w:r>
       <w:r>
-        <w:t xml:space="preserve">. Fields </w:t>
-      </w:r>
-      <w:r>
-        <w:lastRenderedPageBreak/>
-        <w:t>outside the scope of FlowJo workspaces — experiment purpose, antibody catalog numbers, instrument laser configuration — require manual curation by the user.</w:t>
+        <w:t>. Fields outside the scope of FlowJo workspaces — experiment purpose, antibody catalog numbers, instrument laser configuration — require manual curation by the user.</w:t>
       </w:r>
     </w:p>
     <w:p>
@@ -6038,7 +5844,7 @@
         <w:rPr>
           <w:noProof/>
         </w:rPr>
-        <w:pict w14:anchorId="71B863BE">
+        <w:pict w14:anchorId="3F9E88F2">
           <v:rect id="_x0000_i1038" alt="" style="width:451.3pt;height:.05pt;mso-width-percent:0;mso-height-percent:0;mso-width-percent:0;mso-height-percent:0" o:hralign="center" o:hrstd="t" o:hr="t"/>
         </w:pict>
       </w:r>
@@ -6150,11 +5956,25 @@
         <w:t>Test 12 in the validation suite documents this behavior</w:t>
       </w:r>
       <w:r>
-        <w:t xml:space="preserve">) and </w:t>
-      </w:r>
+        <w:t>) and affects the displayed gate position, though its impact on population counts is limited to cells near the gate boundary, which are generally less densely populated. Fourth, the validation presented here is based on 13 synthetic test workspaces; real-world workspaces may contain unusual configurations not covered by these tests, though CyFj11 has been applied to large real-world datasets internally without encountering unexpected failures (data not shown).</w:t>
+      </w:r>
+    </w:p>
+    <w:p>
+      <w:pPr>
+        <w:pStyle w:val="NormalWeb"/>
+      </w:pPr>
       <w:r>
         <w:lastRenderedPageBreak/>
-        <w:t>affects the displayed gate position, though its impact on population counts is limited to cells near the gate boundary, which are generally less densely populated. Fourth, the validation presented here is based on 13 synthetic test workspaces; real-world workspaces may contain unusual configurations not covered by these tests, though CyFj11 has been applied to large real-world datasets internally without encountering unexpected failures (data not shown).</w:t>
+        <w:t xml:space="preserve">CytoML </w:t>
+      </w:r>
+      <w:r>
+        <w:rPr>
+          <w:color w:val="EE0000"/>
+        </w:rPr>
+        <w:t xml:space="preserve">[5] </w:t>
+      </w:r>
+      <w:r>
+        <w:t>provides FlowJo v10 import via XML parsing and export via compiled C++ components in Docker containers. CyFj11 complements this: it adds v11 import (not available in CytoML) and provides a native-R v10 export path that does not require container infrastructure. For users on standard hardware with v10 workspaces, CytoML remains a viable choice. CyFj11's v10 export offers an alternative for users who encounter issues with the CytoML Docker container on current operating systems.</w:t>
       </w:r>
     </w:p>
     <w:p>
@@ -6162,16 +5982,13 @@
         <w:pStyle w:val="NormalWeb"/>
       </w:pPr>
       <w:r>
-        <w:t xml:space="preserve">CytoML </w:t>
-      </w:r>
-      <w:r>
         <w:rPr>
           <w:color w:val="EE0000"/>
         </w:rPr>
-        <w:t xml:space="preserve">[5] </w:t>
-      </w:r>
-      <w:r>
-        <w:t>provides FlowJo v10 import via XML parsing and export via compiled C++ components in Docker containers. CyFj11 complements this: it adds v11 import (not available in CytoML) and provides a native-R v10 export path that does not require container infrastructure. For users on standard hardware with v10 workspaces, CytoML remains a viable choice. CyFj11's v10 export offers an alternative for users who encounter issues with the CytoML Docker container on current operating systems.</w:t>
+        <w:t xml:space="preserve">openCyto [3] </w:t>
+      </w:r>
+      <w:r>
+        <w:t>provides automated gating algorithms that operate on GatingSet objects; CyFj11 is fully compatible with openCyto workflows — a FlowJo v11 workspace can be imported as a starting point for automated gating refinement.</w:t>
       </w:r>
     </w:p>
     <w:p>
@@ -6179,13 +5996,7 @@
         <w:pStyle w:val="NormalWeb"/>
       </w:pPr>
       <w:r>
-        <w:rPr>
-          <w:color w:val="EE0000"/>
-        </w:rPr>
-        <w:t xml:space="preserve">openCyto [3] </w:t>
-      </w:r>
-      <w:r>
-        <w:t>provides automated gating algorithms that operate on GatingSet objects; CyFj11 is fully compatible with openCyto workflows — a FlowJo v11 workspace can be imported as a starting point for automated gating refinement.</w:t>
+        <w:t>Full v11 export would require either vendor documentation of the FlowJo v11 JSON schema or a substantially larger reverse-engineering effort than was undertaken here. Should BD Biosciences provide official schema documentation, implementing a v11 exporter from GatingSet objects would be a natural extension of CyFj11. In the meantime, the v10 export pathway remains the practical solution for returning R analyses to FlowJo.</w:t>
       </w:r>
     </w:p>
     <w:p>
@@ -6193,7 +6004,7 @@
         <w:pStyle w:val="NormalWeb"/>
       </w:pPr>
       <w:r>
-        <w:t>Full v11 export would require either vendor documentation of the FlowJo v11 JSON schema or a substantially larger reverse-engineering effort than was undertaken here. Should BD Biosciences provide official schema documentation, implementing a v11 exporter from GatingSet objects would be a natural extension of CyFj11. In the meantime, the v10 export pathway remains the practical solution for returning R analyses to FlowJo.</w:t>
+        <w:t>Integration with spectral unmixing workflows and mass cytometry (CyTOF) data, as well as support for emerging modalities such as imaging mass cytometry, represent potential future directions as these data types increasingly flow through FlowJo v11.</w:t>
       </w:r>
     </w:p>
     <w:p>
@@ -6201,14 +6012,6 @@
         <w:pStyle w:val="NormalWeb"/>
       </w:pPr>
       <w:r>
-        <w:t>Integration with spectral unmixing workflows and mass cytometry (CyTOF) data, as well as support for emerging modalities such as imaging mass cytometry, represent potential future directions as these data types increasingly flow through FlowJo v11.</w:t>
-      </w:r>
-    </w:p>
-    <w:p>
-      <w:pPr>
-        <w:pStyle w:val="NormalWeb"/>
-      </w:pPr>
-      <w:r>
         <w:t>The package is maintained as open-source software.</w:t>
       </w:r>
     </w:p>
@@ -6217,7 +6020,7 @@
         <w:rPr>
           <w:noProof/>
         </w:rPr>
-        <w:pict w14:anchorId="62C68256">
+        <w:pict w14:anchorId="1850F0A6">
           <v:rect id="_x0000_i1037" alt="" style="width:451.3pt;height:.05pt;mso-width-percent:0;mso-height-percent:0;mso-width-percent:0;mso-height-percent:0" o:hralign="center" o:hrstd="t" o:hr="t" fillcolor="#a0a0a0" stroked="f"/>
         </w:pict>
       </w:r>
@@ -6263,11 +6066,365 @@
         <w:rPr>
           <w:noProof/>
         </w:rPr>
-        <w:pict w14:anchorId="103C2A05">
+        <w:pict w14:anchorId="5DEF1DC3">
           <v:rect id="_x0000_i1036" alt="" style="width:451.3pt;height:.05pt;mso-width-percent:0;mso-height-percent:0;mso-width-percent:0;mso-height-percent:0" o:hralign="center" o:hrstd="t" o:hr="t"/>
         </w:pict>
       </w:r>
     </w:p>
+    <w:bookmarkStart w:id="9" w:name="references"/>
+    <w:bookmarkEnd w:id="8"/>
+    <w:p>
+      <w:pPr>
+        <w:pStyle w:val="Bibliography"/>
+        <w:rPr>
+          <w:rFonts w:ascii="Bodoni MT" w:eastAsiaTheme="minorHAnsi" w:hAnsi="Bodoni MT"/>
+          <w:color w:val="FF0000"/>
+          <w:sz w:val="24"/>
+          <w:lang w:val="en-GB" w:eastAsia="en-US"/>
+        </w:rPr>
+      </w:pPr>
+      <w:r>
+        <w:rPr>
+          <w:color w:val="EE0000"/>
+        </w:rPr>
+        <w:fldChar w:fldCharType="begin"/>
+      </w:r>
+      <w:r>
+        <w:rPr>
+          <w:color w:val="EE0000"/>
+          <w:lang w:val="en-US"/>
+        </w:rPr>
+        <w:instrText xml:space="preserve"> ADDIN ZOTERO_BIBL {"uncited":[],"omitted":[],"custom":[]} CSL_BIBLIOGRAPHY </w:instrText>
+      </w:r>
+      <w:r>
+        <w:rPr>
+          <w:color w:val="EE0000"/>
+        </w:rPr>
+        <w:fldChar w:fldCharType="separate"/>
+      </w:r>
+      <w:r>
+        <w:rPr>
+          <w:rFonts w:ascii="Bodoni MT" w:eastAsiaTheme="minorHAnsi" w:hAnsi="Bodoni MT"/>
+          <w:color w:val="FF0000"/>
+          <w:sz w:val="24"/>
+          <w:lang w:val="en-GB" w:eastAsia="en-US"/>
+        </w:rPr>
+        <w:t>1.</w:t>
+      </w:r>
+      <w:r>
+        <w:rPr>
+          <w:rFonts w:ascii="Bodoni MT" w:eastAsiaTheme="minorHAnsi" w:hAnsi="Bodoni MT"/>
+          <w:color w:val="FF0000"/>
+          <w:sz w:val="24"/>
+          <w:lang w:val="en-GB" w:eastAsia="en-US"/>
+        </w:rPr>
+        <w:tab/>
+        <w:t>Patin E, Hasan M, Bergstedt J, Rouilly V, Libri V, Urrutia A, et al. Natural variation in the parameters of innate immune cells is preferentially driven by genetic factors. Nature Immunology. 2018;19(3):302. doi:10.1038/s41590-018-0049-7 PubMed PMID: 29476184.</w:t>
+      </w:r>
+    </w:p>
+    <w:p>
+      <w:pPr>
+        <w:pStyle w:val="Bibliography"/>
+        <w:rPr>
+          <w:rFonts w:ascii="Bodoni MT" w:eastAsiaTheme="minorHAnsi" w:hAnsi="Bodoni MT"/>
+          <w:color w:val="FF0000"/>
+          <w:sz w:val="24"/>
+          <w:lang w:val="en-GB" w:eastAsia="en-US"/>
+        </w:rPr>
+      </w:pPr>
+      <w:r>
+        <w:rPr>
+          <w:rFonts w:ascii="Bodoni MT" w:eastAsiaTheme="minorHAnsi" w:hAnsi="Bodoni MT"/>
+          <w:color w:val="FF0000"/>
+          <w:sz w:val="24"/>
+          <w:lang w:val="en-GB" w:eastAsia="en-US"/>
+        </w:rPr>
+        <w:t>2.</w:t>
+      </w:r>
+      <w:r>
+        <w:rPr>
+          <w:rFonts w:ascii="Bodoni MT" w:eastAsiaTheme="minorHAnsi" w:hAnsi="Bodoni MT"/>
+          <w:color w:val="FF0000"/>
+          <w:sz w:val="24"/>
+          <w:lang w:val="en-GB" w:eastAsia="en-US"/>
+        </w:rPr>
+        <w:tab/>
+        <w:t>FlowJo TM. Becton, Dickinson and Companay.</w:t>
+      </w:r>
+    </w:p>
+    <w:p>
+      <w:pPr>
+        <w:pStyle w:val="Bibliography"/>
+        <w:rPr>
+          <w:rFonts w:ascii="Bodoni MT" w:eastAsiaTheme="minorHAnsi" w:hAnsi="Bodoni MT"/>
+          <w:color w:val="FF0000"/>
+          <w:sz w:val="24"/>
+          <w:lang w:val="en-GB" w:eastAsia="en-US"/>
+        </w:rPr>
+      </w:pPr>
+      <w:r>
+        <w:rPr>
+          <w:rFonts w:ascii="Bodoni MT" w:eastAsiaTheme="minorHAnsi" w:hAnsi="Bodoni MT"/>
+          <w:color w:val="FF0000"/>
+          <w:sz w:val="24"/>
+          <w:lang w:eastAsia="en-US"/>
+        </w:rPr>
+        <w:lastRenderedPageBreak/>
+        <w:t>3.</w:t>
+      </w:r>
+      <w:r>
+        <w:rPr>
+          <w:rFonts w:ascii="Bodoni MT" w:eastAsiaTheme="minorHAnsi" w:hAnsi="Bodoni MT"/>
+          <w:color w:val="FF0000"/>
+          <w:sz w:val="24"/>
+          <w:lang w:eastAsia="en-US"/>
+        </w:rPr>
+        <w:tab/>
+        <w:t xml:space="preserve">B. Ellis PH. flowCore [Internet]. </w:t>
+      </w:r>
+      <w:r>
+        <w:rPr>
+          <w:rFonts w:ascii="Bodoni MT" w:eastAsiaTheme="minorHAnsi" w:hAnsi="Bodoni MT"/>
+          <w:color w:val="FF0000"/>
+          <w:sz w:val="24"/>
+          <w:lang w:val="en-GB" w:eastAsia="en-US"/>
+        </w:rPr>
+        <w:t>Bioconductor; 2017 [cited 2026 Jun 25]. Available from: https://bioconductor.org/packages/flowCore doi:10.18129/B9.BIOC.FLOWCORE</w:t>
+      </w:r>
+    </w:p>
+    <w:p>
+      <w:pPr>
+        <w:pStyle w:val="Bibliography"/>
+        <w:rPr>
+          <w:rFonts w:ascii="Bodoni MT" w:eastAsiaTheme="minorHAnsi" w:hAnsi="Bodoni MT"/>
+          <w:color w:val="FF0000"/>
+          <w:sz w:val="24"/>
+          <w:lang w:val="en-GB" w:eastAsia="en-US"/>
+        </w:rPr>
+      </w:pPr>
+      <w:r>
+        <w:rPr>
+          <w:rFonts w:ascii="Bodoni MT" w:eastAsiaTheme="minorHAnsi" w:hAnsi="Bodoni MT"/>
+          <w:color w:val="FF0000"/>
+          <w:sz w:val="24"/>
+          <w:lang w:val="en-GB" w:eastAsia="en-US"/>
+        </w:rPr>
+        <w:t>4.</w:t>
+      </w:r>
+      <w:r>
+        <w:rPr>
+          <w:rFonts w:ascii="Bodoni MT" w:eastAsiaTheme="minorHAnsi" w:hAnsi="Bodoni MT"/>
+          <w:color w:val="FF0000"/>
+          <w:sz w:val="24"/>
+          <w:lang w:val="en-GB" w:eastAsia="en-US"/>
+        </w:rPr>
+        <w:tab/>
+        <w:t>Greg Finak MJ. flowWorkspace [Internet]. Bioconductor; 2017 [cited 2026 Jun 25]. Available from: https://bioconductor.org/packages/flowWorkspace doi:10.18129/B9.BIOC.FLOWWORKSPACE</w:t>
+      </w:r>
+    </w:p>
+    <w:p>
+      <w:pPr>
+        <w:pStyle w:val="Bibliography"/>
+        <w:rPr>
+          <w:rFonts w:ascii="Bodoni MT" w:eastAsiaTheme="minorHAnsi" w:hAnsi="Bodoni MT"/>
+          <w:color w:val="FF0000"/>
+          <w:sz w:val="24"/>
+          <w:lang w:val="en-GB" w:eastAsia="en-US"/>
+        </w:rPr>
+      </w:pPr>
+      <w:r>
+        <w:rPr>
+          <w:rFonts w:ascii="Bodoni MT" w:eastAsiaTheme="minorHAnsi" w:hAnsi="Bodoni MT"/>
+          <w:color w:val="FF0000"/>
+          <w:sz w:val="24"/>
+          <w:lang w:val="en-GB" w:eastAsia="en-US"/>
+        </w:rPr>
+        <w:t>5.</w:t>
+      </w:r>
+      <w:r>
+        <w:rPr>
+          <w:rFonts w:ascii="Bodoni MT" w:eastAsiaTheme="minorHAnsi" w:hAnsi="Bodoni MT"/>
+          <w:color w:val="FF0000"/>
+          <w:sz w:val="24"/>
+          <w:lang w:val="en-GB" w:eastAsia="en-US"/>
+        </w:rPr>
+        <w:tab/>
+        <w:t>Finak G, Frelinger J, Jiang W, Newell EW, Ramey J, Davis MM, et al. OpenCyto: An Open Source Infrastructure for Scalable, Robust, Reproducible, and Automated, End-to-End Flow Cytometry Data Analysis. Prlic A, editor. PLoS Comput Biol. 2014 Aug 28;10(8):e1003806. doi:10.1371/journal.pcbi.1003806</w:t>
+      </w:r>
+    </w:p>
+    <w:p>
+      <w:pPr>
+        <w:pStyle w:val="Bibliography"/>
+        <w:rPr>
+          <w:rFonts w:ascii="Bodoni MT" w:eastAsiaTheme="minorHAnsi" w:hAnsi="Bodoni MT"/>
+          <w:color w:val="FF0000"/>
+          <w:sz w:val="24"/>
+          <w:lang w:val="en-GB" w:eastAsia="en-US"/>
+        </w:rPr>
+      </w:pPr>
+      <w:r>
+        <w:rPr>
+          <w:rFonts w:ascii="Bodoni MT" w:eastAsiaTheme="minorHAnsi" w:hAnsi="Bodoni MT"/>
+          <w:color w:val="FF0000"/>
+          <w:sz w:val="24"/>
+          <w:lang w:val="en-GB" w:eastAsia="en-US"/>
+        </w:rPr>
+        <w:t>6.</w:t>
+      </w:r>
+      <w:r>
+        <w:rPr>
+          <w:rFonts w:ascii="Bodoni MT" w:eastAsiaTheme="minorHAnsi" w:hAnsi="Bodoni MT"/>
+          <w:color w:val="FF0000"/>
+          <w:sz w:val="24"/>
+          <w:lang w:val="en-GB" w:eastAsia="en-US"/>
+        </w:rPr>
+        <w:tab/>
+        <w:t xml:space="preserve">Spidlen J, Moore W, ISAC Data Standards Task Force, Brinkman RR. </w:t>
+      </w:r>
+      <w:r>
+        <w:rPr>
+          <w:rFonts w:ascii="Bodoni MT" w:eastAsiaTheme="minorHAnsi" w:hAnsi="Bodoni MT"/>
+          <w:smallCaps/>
+          <w:color w:val="FF0000"/>
+          <w:sz w:val="24"/>
+          <w:lang w:val="en-GB" w:eastAsia="en-US"/>
+        </w:rPr>
+        <w:t>ISAC</w:t>
+      </w:r>
+      <w:r>
+        <w:rPr>
+          <w:rFonts w:ascii="Bodoni MT" w:eastAsiaTheme="minorHAnsi" w:hAnsi="Bodoni MT"/>
+          <w:color w:val="FF0000"/>
+          <w:sz w:val="24"/>
+          <w:lang w:val="en-GB" w:eastAsia="en-US"/>
+        </w:rPr>
+        <w:t xml:space="preserve"> ’s </w:t>
+      </w:r>
+      <w:r>
+        <w:rPr>
+          <w:rFonts w:ascii="Bodoni MT" w:eastAsiaTheme="minorHAnsi" w:hAnsi="Bodoni MT"/>
+          <w:smallCaps/>
+          <w:color w:val="FF0000"/>
+          <w:sz w:val="24"/>
+          <w:lang w:val="en-GB" w:eastAsia="en-US"/>
+        </w:rPr>
+        <w:t>G</w:t>
+      </w:r>
+      <w:r>
+        <w:rPr>
+          <w:rFonts w:ascii="Bodoni MT" w:eastAsiaTheme="minorHAnsi" w:hAnsi="Bodoni MT"/>
+          <w:color w:val="FF0000"/>
+          <w:sz w:val="24"/>
+          <w:lang w:val="en-GB" w:eastAsia="en-US"/>
+        </w:rPr>
+        <w:t xml:space="preserve"> ating</w:t>
+      </w:r>
+      <w:r>
+        <w:rPr>
+          <w:rFonts w:ascii="Bodoni MT" w:eastAsiaTheme="minorHAnsi" w:hAnsi="Bodoni MT" w:cs="Cambria Math"/>
+          <w:color w:val="FF0000"/>
+          <w:sz w:val="24"/>
+          <w:lang w:val="en-GB" w:eastAsia="en-US"/>
+        </w:rPr>
+        <w:t>‐</w:t>
+      </w:r>
+      <w:r>
+        <w:rPr>
+          <w:rFonts w:ascii="Bodoni MT" w:eastAsiaTheme="minorHAnsi" w:hAnsi="Bodoni MT"/>
+          <w:color w:val="FF0000"/>
+          <w:sz w:val="24"/>
+          <w:lang w:val="en-GB" w:eastAsia="en-US"/>
+        </w:rPr>
+        <w:t xml:space="preserve"> </w:t>
+      </w:r>
+      <w:r>
+        <w:rPr>
+          <w:rFonts w:ascii="Bodoni MT" w:eastAsiaTheme="minorHAnsi" w:hAnsi="Bodoni MT"/>
+          <w:smallCaps/>
+          <w:color w:val="FF0000"/>
+          <w:sz w:val="24"/>
+          <w:lang w:val="en-GB" w:eastAsia="en-US"/>
+        </w:rPr>
+        <w:t>ML</w:t>
+      </w:r>
+      <w:r>
+        <w:rPr>
+          <w:rFonts w:ascii="Bodoni MT" w:eastAsiaTheme="minorHAnsi" w:hAnsi="Bodoni MT"/>
+          <w:color w:val="FF0000"/>
+          <w:sz w:val="24"/>
+          <w:lang w:val="en-GB" w:eastAsia="en-US"/>
+        </w:rPr>
+        <w:t xml:space="preserve"> 2.0 data exchange standard for gating description. Cytometry Pt A. 2015 Jul;87(7):683–7. doi:10.1002/cyto.a.22690</w:t>
+      </w:r>
+    </w:p>
+    <w:p>
+      <w:pPr>
+        <w:pStyle w:val="Bibliography"/>
+        <w:rPr>
+          <w:rFonts w:ascii="Bodoni MT" w:eastAsiaTheme="minorHAnsi" w:hAnsi="Bodoni MT"/>
+          <w:color w:val="FF0000"/>
+          <w:sz w:val="24"/>
+          <w:lang w:val="en-GB" w:eastAsia="en-US"/>
+        </w:rPr>
+      </w:pPr>
+      <w:r>
+        <w:rPr>
+          <w:rFonts w:ascii="Bodoni MT" w:eastAsiaTheme="minorHAnsi" w:hAnsi="Bodoni MT"/>
+          <w:color w:val="FF0000"/>
+          <w:sz w:val="24"/>
+          <w:lang w:val="en-GB" w:eastAsia="en-US"/>
+        </w:rPr>
+        <w:t>7.</w:t>
+      </w:r>
+      <w:r>
+        <w:rPr>
+          <w:rFonts w:ascii="Bodoni MT" w:eastAsiaTheme="minorHAnsi" w:hAnsi="Bodoni MT"/>
+          <w:color w:val="FF0000"/>
+          <w:sz w:val="24"/>
+          <w:lang w:val="en-GB" w:eastAsia="en-US"/>
+        </w:rPr>
+        <w:tab/>
+        <w:t xml:space="preserve">Finak G, Jiang W, Gottardo R. </w:t>
+      </w:r>
+      <w:r>
+        <w:rPr>
+          <w:rFonts w:ascii="Bodoni MT" w:eastAsiaTheme="minorHAnsi" w:hAnsi="Bodoni MT"/>
+          <w:i/>
+          <w:iCs/>
+          <w:color w:val="FF0000"/>
+          <w:sz w:val="24"/>
+          <w:lang w:val="en-GB" w:eastAsia="en-US"/>
+        </w:rPr>
+        <w:t>CytoML</w:t>
+      </w:r>
+      <w:r>
+        <w:rPr>
+          <w:rFonts w:ascii="Bodoni MT" w:eastAsiaTheme="minorHAnsi" w:hAnsi="Bodoni MT"/>
+          <w:color w:val="FF0000"/>
+          <w:sz w:val="24"/>
+          <w:lang w:val="en-GB" w:eastAsia="en-US"/>
+        </w:rPr>
+        <w:t xml:space="preserve"> for cross</w:t>
+      </w:r>
+      <w:r>
+        <w:rPr>
+          <w:rFonts w:ascii="Bodoni MT" w:eastAsiaTheme="minorHAnsi" w:hAnsi="Bodoni MT" w:cs="Cambria Math"/>
+          <w:color w:val="FF0000"/>
+          <w:sz w:val="24"/>
+          <w:lang w:val="en-GB" w:eastAsia="en-US"/>
+        </w:rPr>
+        <w:t>‐</w:t>
+      </w:r>
+      <w:r>
+        <w:rPr>
+          <w:rFonts w:ascii="Bodoni MT" w:eastAsiaTheme="minorHAnsi" w:hAnsi="Bodoni MT"/>
+          <w:color w:val="FF0000"/>
+          <w:sz w:val="24"/>
+          <w:lang w:val="en-GB" w:eastAsia="en-US"/>
+        </w:rPr>
+        <w:t>platform cytometry data sharing. Cytometry Pt A. 2018 Dec;93(12):1189–96. doi:10.1002/cyto.a.23663</w:t>
+      </w:r>
+    </w:p>
     <w:p>
       <w:pPr>
         <w:pStyle w:val="Heading1"/>
@@ -6275,8 +6432,20 @@
           <w:color w:val="EE0000"/>
         </w:rPr>
       </w:pPr>
-      <w:bookmarkStart w:id="9" w:name="references"/>
-      <w:bookmarkEnd w:id="8"/>
+      <w:r>
+        <w:rPr>
+          <w:color w:val="EE0000"/>
+        </w:rPr>
+        <w:fldChar w:fldCharType="end"/>
+      </w:r>
+    </w:p>
+    <w:p>
+      <w:pPr>
+        <w:pStyle w:val="Heading1"/>
+        <w:rPr>
+          <w:color w:val="EE0000"/>
+        </w:rPr>
+      </w:pPr>
       <w:r>
         <w:rPr>
           <w:color w:val="EE0000"/>
@@ -6301,7 +6470,6 @@
           <w:color w:val="212121"/>
           <w:shd w:val="clear" w:color="auto" w:fill="FFFFFF"/>
         </w:rPr>
-        <w:lastRenderedPageBreak/>
         <w:t>Patin E, Hasan M, Bergstedt J, Rouilly V, Libri V, Urrutia A, Alanio C, Scepanovic P, Hammer C, Jönsson F, Beitz B, Quach H, Lim YW, Hunkapiller J, Zepeda M, Green C, Piasecka B, Leloup C, Rogge L, Huetz F, Peguillet I, Lantz O, Fontes M, Di Santo JP, Thomas S, Fellay J, Duffy D, Quintana-Murci L, Albert ML; Milieu Intérieur Consortium. Natural variation in the parameters of innate immune cells is preferentially driven by genetic factors. Nat Immunol. 2018 Mar;19(3):302-314. doi: 10.1038/s41590-018-0049-7. Epub 2018 Feb 23. Erratum in: Nat Immunol. 2018 Jun;19(6):645. doi: 10.1038/s41590-018-0105-3. PMID: 29476184.</w:t>
       </w:r>
     </w:p>
@@ -6505,6 +6673,7 @@
           <w:color w:val="1B1B1B"/>
           <w:shd w:val="clear" w:color="auto" w:fill="FFFFFF"/>
         </w:rPr>
+        <w:lastRenderedPageBreak/>
         <w:t>Finak G, Jiang W, Gottardo R. CytoML for cross-platform cytometry data sharing. Cytometry A. 2018 Dec;93(12):1189-1196. doi: 10.1002/cyto.a.23663. PMID: 30551257; PMCID: PMC6443375.</w:t>
       </w:r>
     </w:p>
@@ -6532,7 +6701,7 @@
         <w:rPr>
           <w:noProof/>
         </w:rPr>
-        <w:pict w14:anchorId="7A1ECDC1">
+        <w:pict w14:anchorId="62A4387C">
           <v:rect id="_x0000_i1035" alt="" style="width:451.3pt;height:.05pt;mso-width-percent:0;mso-height-percent:0;mso-width-percent:0;mso-height-percent:0" o:hralign="center" o:hrstd="t" o:hr="t"/>
         </w:pict>
       </w:r>
@@ -6632,7 +6801,7 @@
         <w:rPr>
           <w:noProof/>
         </w:rPr>
-        <w:pict w14:anchorId="02401443">
+        <w:pict w14:anchorId="10FC7051">
           <v:rect id="_x0000_i1034" alt="" style="width:451.3pt;height:.05pt;mso-width-percent:0;mso-height-percent:0;mso-width-percent:0;mso-height-percent:0" o:hralign="center" o:hrstd="t" o:hr="t" fillcolor="#a0a0a0" stroked="f"/>
         </w:pict>
       </w:r>
@@ -6652,10 +6821,7 @@
         <w:pStyle w:val="Heading1"/>
       </w:pPr>
       <w:r>
-        <w:t>Annex A: Technical Implementation Deta</w:t>
-      </w:r>
-      <w:r>
-        <w:t>ils</w:t>
+        <w:t>Annex A: Technical Implementation Details</w:t>
       </w:r>
     </w:p>
     <w:p>
@@ -6700,13 +6866,7 @@
         <w:rPr>
           <w:lang w:val="en-US"/>
         </w:rPr>
-        <w:t xml:space="preserve"> is a single XML file following the ISAC Gating-ML 2.0 standard. The hierarchical structure contains &lt;Workspace&gt;, &lt;SampleList&gt;, &lt;Groups&gt;, and &lt;Population&gt; elements. Gates are expressed as Gating-ML elements (&lt;gating:RectangleGate&gt;, &lt;gating:PolygonGate&gt;, etc.) with coordinate tra</w:t>
-      </w:r>
-      <w:r>
-        <w:rPr>
-          <w:lang w:val="en-US"/>
-        </w:rPr>
-        <w:t>nsformations specified in dedicated elements. The format is human-readable, well-documented, and validated by the community.</w:t>
+        <w:t xml:space="preserve"> is a single XML file following the ISAC Gating-ML 2.0 standard. The hierarchical structure contains &lt;Workspace&gt;, &lt;SampleList&gt;, &lt;Groups&gt;, and &lt;Population&gt; elements. Gates are expressed as Gating-ML elements (&lt;gating:RectangleGate&gt;, &lt;gating:PolygonGate&gt;, etc.) with coordinate transformations specified in dedicated elements. The format is human-readable, well-documented, and validated by the community.</w:t>
       </w:r>
     </w:p>
     <w:p>
@@ -6727,13 +6887,7 @@
         <w:rPr>
           <w:lang w:val="en-US"/>
         </w:rPr>
-        <w:t xml:space="preserve"> is a ZIP archive containing JSON files (analysis-*.json, manifest.txt). The JSON schema uses UUID-based cross-referencing: populationDefinitions (gate geometry), populations (sample-specific instances with statistics), dataSources (FCS file references), and groups (sample collections) are separate entities linked by UUIDs. Transformations are embedded within axis </w:t>
-      </w:r>
-      <w:r>
-        <w:rPr>
-          <w:lang w:val="en-US"/>
-        </w:rPr>
-        <w:t>definitions rather than stored separately. The format is proprietary and not publicly documented.</w:t>
+        <w:t xml:space="preserve"> is a ZIP archive containing JSON files (analysis-*.json, manifest.txt). The JSON schema uses UUID-based cross-referencing: populationDefinitions (gate geometry), populations (sample-specific instances with statistics), dataSources (FCS file references), and groups (sample collections) are separate entities linked by UUIDs. Transformations are embedded within axis definitions rather than stored separately. The format is proprietary and not publicly documented.</w:t>
       </w:r>
     </w:p>
     <w:p>
@@ -6970,10 +7124,7 @@
           </w:tcPr>
           <w:p>
             <w:r>
-              <w:t>Population</w:t>
-            </w:r>
-            <w:r>
-              <w:t xml:space="preserve"> hierarchy</w:t>
+              <w:t>Population hierarchy</w:t>
             </w:r>
           </w:p>
         </w:tc>
@@ -7009,13 +7160,7 @@
         <w:rPr>
           <w:lang w:val="en-US"/>
         </w:rPr>
-        <w:t>The v11 JSON schema contains  top-level entity types including: groups, dataSources, populationDefinitions, populations, compoundParameterSets, compoundPopulations, paramsetDefinitions, platforms, cytometers, and analysisRoot. Each entity maintains cross-reference sections (parents, children, results) that link to other entities by UUID. A single group entity, for example, carries parent and child references to all other entity types, requiring that any wr</w:t>
-      </w:r>
-      <w:r>
-        <w:rPr>
-          <w:lang w:val="en-US"/>
-        </w:rPr>
-        <w:t>ite operation maintain global UUID consistency across the entire workspace graph. By contrast, the v10 XML schema uses nested containment: a &lt;Population&gt; element that contains its &lt;Gate&gt; is self-contained and does not require references to be resolved elsewhere in the document.</w:t>
+        <w:t>The v11 JSON schema contains  top-level entity types including: groups, dataSources, populationDefinitions, populations, compoundParameterSets, compoundPopulations, paramsetDefinitions, platforms, cytometers, and analysisRoot. Each entity maintains cross-reference sections (parents, children, results) that link to other entities by UUID. A single group entity, for example, carries parent and child references to all other entity types, requiring that any write operation maintain global UUID consistency across the entire workspace graph. By contrast, the v10 XML schema uses nested containment: a &lt;Population&gt; element that contains its &lt;Gate&gt; is self-contained and does not require references to be resolved elsewhere in the document.</w:t>
       </w:r>
     </w:p>
     <w:p>
@@ -7048,10 +7193,7 @@
       </w:pPr>
       <w:bookmarkStart w:id="13" w:name="rectangle-gates"/>
       <w:r>
-        <w:t>Rec</w:t>
-      </w:r>
-      <w:r>
-        <w:t>tangle gates</w:t>
+        <w:t>Rectangle gates</w:t>
       </w:r>
     </w:p>
     <w:p>
@@ -7098,13 +7240,7 @@
         <w:rPr>
           <w:lang w:val="en-US"/>
         </w:rPr>
-        <w:t>v1</w:t>
-      </w:r>
-      <w:r>
-        <w:rPr>
-          <w:lang w:val="en-US"/>
-        </w:rPr>
-        <w:t>1 polygon gates store vertex coordinates as arrays of [x, y] pairs. On import, vertices are converted to a flowCore::polygonGate matrix. Coordinate inverse-transformation is applied to map from display space to data space. On export, vertices are written as &lt;gating:vertex&gt; elements within &lt;gating:PolygonGate&gt;.</w:t>
+        <w:t>v11 polygon gates store vertex coordinates as arrays of [x, y] pairs. On import, vertices are converted to a flowCore::polygonGate matrix. Coordinate inverse-transformation is applied to map from display space to data space. On export, vertices are written as &lt;gating:vertex&gt; elements within &lt;gating:PolygonGate&gt;.</w:t>
       </w:r>
     </w:p>
     <w:p>
@@ -7127,13 +7263,7 @@
         <w:rPr>
           <w:lang w:val="en-US"/>
         </w:rPr>
-        <w:t>v11 ellipsoid gates are parameterized by a mean vector and covariance matrix. On import, these are converted to flowCore::ellipsoidGate objects. On export to v10, eigenvalue decomposit</w:t>
-      </w:r>
-      <w:r>
-        <w:rPr>
-          <w:lang w:val="en-US"/>
-        </w:rPr>
-        <w:t>ion is applied to derive rotation angle and semi-axis lengths for the &lt;gating:EllipsoidGate&gt; representation. This decomposition introduces minor numerical differences relative to the original v11 gate.</w:t>
+        <w:t>v11 ellipsoid gates are parameterized by a mean vector and covariance matrix. On import, these are converted to flowCore::ellipsoidGate objects. On export to v10, eigenvalue decomposition is applied to derive rotation angle and semi-axis lengths for the &lt;gating:EllipsoidGate&gt; representation. This decomposition introduces minor numerical differences relative to the original v11 gate.</w:t>
       </w:r>
     </w:p>
     <w:p>
@@ -7156,13 +7286,7 @@
         <w:rPr>
           <w:lang w:val="en-US"/>
         </w:rPr>
-        <w:t>v11 Boolean gates reference other gates by UUID and specify AND/OR/NOT combinations. On import, UUID references are resolved to population paths and a flowCore::booleanFilter is constructed. On export, Boolean logic is preserved in &lt;gating:BooleanGate&gt; elements referencing gates by population pa</w:t>
-      </w:r>
-      <w:r>
-        <w:rPr>
-          <w:lang w:val="en-US"/>
-        </w:rPr>
-        <w:t>th.</w:t>
+        <w:t>v11 Boolean gates reference other gates by UUID and specify AND/OR/NOT combinations. On import, UUID references are resolved to population paths and a flowCore::booleanFilter is constructed. On export, Boolean logic is preserved in &lt;gating:BooleanGate&gt; elements referencing gates by population path.</w:t>
       </w:r>
     </w:p>
     <w:p>
@@ -7209,13 +7333,7 @@
         <w:rPr>
           <w:lang w:val="en-US"/>
         </w:rPr>
-        <w:t>All transformations are extracted from v11 axis definitions and converted to the corresponding flowCore transformation objects on import. On export to v10, th</w:t>
-      </w:r>
-      <w:r>
-        <w:rPr>
-          <w:lang w:val="en-US"/>
-        </w:rPr>
-        <w:t>ey are written as &lt;transforms:*&gt; elements with the appropriate parameter attributes.</w:t>
+        <w:t>All transformations are extracted from v11 axis definitions and converted to the corresponding flowCore transformation objects on import. On export to v10, they are written as &lt;transforms:*&gt; elements with the appropriate parameter attributes.</w:t>
       </w:r>
     </w:p>
     <w:p>
@@ -7264,13 +7382,7 @@
         <w:rPr>
           <w:lang w:val="en-US"/>
         </w:rPr>
-        <w:t xml:space="preserve"> (raw channel values). CyFj11 handles the inverse transformation from display space to data space during import for gate coord</w:t>
-      </w:r>
-      <w:r>
-        <w:rPr>
-          <w:lang w:val="en-US"/>
-        </w:rPr>
-        <w:t>inate extraction, and applies the forward transformation during export. Users inspecting gate coordinates directly in the v10 XML should be aware that these are in data space and will differ from the values shown on FlowJo’s axis.</w:t>
+        <w:t xml:space="preserve"> (raw channel values). CyFj11 handles the inverse transformation from display space to data space during import for gate coordinate extraction, and applies the forward transformation during export. Users inspecting gate coordinates directly in the v10 XML should be aware that these are in data space and will differ from the values shown on FlowJo’s axis.</w:t>
       </w:r>
     </w:p>
     <w:tbl>
@@ -7656,13 +7768,7 @@
               <w:rPr>
                 <w:color w:val="EE0000"/>
               </w:rPr>
-              <w:t>Parameter exten</w:t>
-            </w:r>
-            <w:r>
-              <w:rPr>
-                <w:color w:val="EE0000"/>
-              </w:rPr>
-              <w:t>sion required</w:t>
+              <w:t>Parameter extension required</w:t>
             </w:r>
           </w:p>
         </w:tc>
@@ -7951,13 +8057,7 @@
               <w:rPr>
                 <w:lang w:val="en-US"/>
               </w:rPr>
-              <w:t>Compensation mat</w:t>
-            </w:r>
-            <w:r>
-              <w:rPr>
-                <w:lang w:val="en-US"/>
-              </w:rPr>
-              <w:t>rix extraction and validation (see also 8 Color PBMC real-world test)</w:t>
+              <w:t>Compensation matrix extraction and validation (see also 8 Color PBMC real-world test)</w:t>
             </w:r>
           </w:p>
         </w:tc>
@@ -8055,13 +8155,7 @@
         <w:rPr>
           <w:lang w:val="en-US"/>
         </w:rPr>
-        <w:t xml:space="preserve">The exported functions are: read_flowjo11_workspace(), fj11_to_gatingset(), export_flowjo10_workspace(), and pretty_print_flowjo() (extracts and formats a .flowjo workspace to a human-readable JSON text file, useful for debugging). Three utility functions are </w:t>
-      </w:r>
-      <w:r>
-        <w:rPr>
-          <w:lang w:val="en-US"/>
-        </w:rPr>
-        <w:t>also exported: set_verbose(TRUE/FALSE) enables or disables verbose progress logging; get_verbose() returns the current verbosity state; and %||% is a null-coalescing operator that returns its left-hand argument if non-NULL, otherwise the right-hand argument (analogous to ?? in other languages).</w:t>
+        <w:t>The exported functions are: read_flowjo11_workspace(), fj11_to_gatingset(), export_flowjo10_workspace(), and pretty_print_flowjo() (extracts and formats a .flowjo workspace to a human-readable JSON text file, useful for debugging). Three utility functions are also exported: set_verbose(TRUE/FALSE) enables or disables verbose progress logging; get_verbose() returns the current verbosity state; and %||% is a null-coalescing operator that returns its left-hand argument if non-NULL, otherwise the right-hand argument (analogous to ?? in other languages).</w:t>
       </w:r>
     </w:p>
     <w:p>
@@ -8106,13 +8200,25 @@
         <w:rPr>
           <w:lang w:val="en-US"/>
         </w:rPr>
-        <w:t>script included with the package. Synthetic FCS files were generate</w:t>
+        <w:t xml:space="preserve">script included with the package. Synthetic FCS files were generated using log-normal bimodal distributions to simulate realistic fluorescence measurements: scatter channels (FSC-A, FSC-H, SSC-A, SSC-H) were drawn from normal distributions (FSC-A: </w:t>
+      </w:r>
+      <w:r>
+        <w:t>μ</w:t>
       </w:r>
       <w:r>
         <w:rPr>
           <w:lang w:val="en-US"/>
         </w:rPr>
-        <w:t xml:space="preserve">d using log-normal bimodal distributions to simulate realistic fluorescence measurements: scatter channels (FSC-A, FSC-H, SSC-A, SSC-H) were drawn from normal distributions (FSC-A: </w:t>
+        <w:t xml:space="preserve"> = 120,000, </w:t>
+      </w:r>
+      <w:r>
+        <w:t>σ</w:t>
+      </w:r>
+      <w:r>
+        <w:rPr>
+          <w:lang w:val="en-US"/>
+        </w:rPr>
+        <w:t xml:space="preserve"> = 30,000; SSC-A: </w:t>
       </w:r>
       <w:r>
         <w:t>μ</w:t>
@@ -8121,7 +8227,7 @@
         <w:rPr>
           <w:lang w:val="en-US"/>
         </w:rPr>
-        <w:t xml:space="preserve"> = 120,000, </w:t>
+        <w:t xml:space="preserve"> = 80,000, </w:t>
       </w:r>
       <w:r>
         <w:t>σ</w:t>
@@ -8130,44 +8236,27 @@
         <w:rPr>
           <w:lang w:val="en-US"/>
         </w:rPr>
-        <w:t xml:space="preserve"> = 30,000; SSC-A: </w:t>
-      </w:r>
-      <w:r>
-        <w:t>μ</w:t>
-      </w:r>
-      <w:r>
+        <w:t xml:space="preserve"> = 20,000), and fluorescence channels were drawn from a mixture of two log-normal components (negative population: ~70–80% of events; positive population: ~20–30% of events) to produce realistic positive/negative separations. All random seeds were fixed for reproducibility.</w:t>
+      </w:r>
+    </w:p>
+    <w:p>
+      <w:pPr>
         <w:rPr>
           <w:lang w:val="en-US"/>
         </w:rPr>
-        <w:t xml:space="preserve"> = 80,000, </w:t>
-      </w:r>
-      <w:r>
-        <w:t>σ</w:t>
-      </w:r>
+      </w:pPr>
       <w:r>
         <w:rPr>
           <w:lang w:val="en-US"/>
         </w:rPr>
-        <w:t xml:space="preserve"> = 20,000), and fluorescence channels were drawn from a mixture of two log-normal components (negative population: ~70–80% of events; positive population: ~20–30% of events) to produce realistic positive/negativ</w:t>
+        <w:t xml:space="preserve">Gate coordinates were specified to enclose known fractions of the simulated distributions. Transformation parameters were set to standard FlowJo defaults: biexponential with </w:t>
       </w:r>
       <w:r>
         <w:rPr>
           <w:lang w:val="en-US"/>
         </w:rPr>
-        <w:t>e separations. All random seeds were fixed for reproducibility.</w:t>
-      </w:r>
-    </w:p>
-    <w:p>
-      <w:pPr>
-        <w:rPr>
-          <w:lang w:val="en-US"/>
-        </w:rPr>
-      </w:pPr>
-      <w:r>
-        <w:rPr>
-          <w:lang w:val="en-US"/>
-        </w:rPr>
-        <w:t>Gate coordinates were specified to enclose known fractions of the simulated distributions. Transformation parameters were set to standard FlowJo defaults: biexponential with channelRange = 4096, maxValue = 262,144, pos = 4.5, neg = 0; logicle with T = 262,144, W = 0.5, M = 4.5, A = 0; arcsinh with T = 262,144, M = 4.5, A = 0.</w:t>
+        <w:lastRenderedPageBreak/>
+        <w:t>channelRange = 4096, maxValue = 262,144, pos = 4.5, neg = 0; logicle with T = 262,144, W = 0.5, M = 4.5, A = 0; arcsinh with T = 262,144, M = 4.5, A = 0.</w:t>
       </w:r>
     </w:p>
     <w:p>
@@ -8216,13 +8305,7 @@
         <w:rPr>
           <w:lang w:val="en-US"/>
         </w:rPr>
-        <w:t xml:space="preserve"> absolute count difference and percentage difference between R-side GatingSet co</w:t>
-      </w:r>
-      <w:r>
-        <w:rPr>
-          <w:lang w:val="en-US"/>
-        </w:rPr>
-        <w:t>unt and FlowJo-reported count after importing the exported v10 workspace.</w:t>
+        <w:t xml:space="preserve"> absolute count difference and percentage difference between R-side GatingSet count and FlowJo-reported count after importing the exported v10 workspace.</w:t>
       </w:r>
     </w:p>
     <w:p>
@@ -8297,13 +8380,7 @@
         <w:rPr>
           <w:lang w:val="en-US"/>
         </w:rPr>
-        <w:t xml:space="preserve"> percentage agreement </w:t>
-      </w:r>
-      <w:r>
-        <w:rPr>
-          <w:lang w:val="en-US"/>
-        </w:rPr>
-        <w:t>in per-cell membership for converted Boolean gates (AND, OR, NOT), computed by comparing R-side and FlowJo-side population counts.</w:t>
+        <w:t xml:space="preserve"> percentage agreement in per-cell membership for converted Boolean gates (AND, OR, NOT), computed by comparing R-side and FlowJo-side population counts.</w:t>
       </w:r>
     </w:p>
     <w:p>
@@ -8453,7 +8530,7 @@
         <w:rPr>
           <w:noProof/>
         </w:rPr>
-        <w:pict w14:anchorId="01C016C2">
+        <w:pict w14:anchorId="314CB1B6">
           <v:rect id="_x0000_i1033" alt="" style="width:451.3pt;height:.05pt;mso-width-percent:0;mso-height-percent:0;mso-width-percent:0;mso-height-percent:0" o:hralign="center" o:hrstd="t" o:hr="t"/>
         </w:pict>
       </w:r>
@@ -8486,13 +8563,7 @@
         <w:rPr>
           <w:lang w:val="en-US"/>
         </w:rPr>
-        <w:t xml:space="preserve">All test scenarios use synthetic FCS data generated by the validation suite in </w:t>
-      </w:r>
-      <w:r>
-        <w:rPr>
-          <w:lang w:val="en-US"/>
-        </w:rPr>
-        <w:t xml:space="preserve">roundtrip_experiment.Rmd. Each test directory contains the FCS file(s), an exported v10 workspace (export.wsp), and a description file (test_info.txt). </w:t>
+        <w:t xml:space="preserve">All test scenarios use synthetic FCS data generated by the validation suite in roundtrip_experiment.Rmd. Each test directory contains the FCS file(s), an exported v10 workspace (export.wsp), and a description file (test_info.txt). </w:t>
       </w:r>
     </w:p>
     <w:tbl>
@@ -8903,13 +8974,7 @@
               <w:rPr>
                 <w:lang w:val="en-US"/>
               </w:rPr>
-              <w:t>Minor coordinate difference expected f</w:t>
-            </w:r>
-            <w:r>
-              <w:rPr>
-                <w:lang w:val="en-US"/>
-              </w:rPr>
-              <w:t>rom eigenvalue decomposition</w:t>
+              <w:t>Minor coordinate difference expected from eigenvalue decomposition</w:t>
             </w:r>
           </w:p>
         </w:tc>
@@ -9297,13 +9362,7 @@
                 <w:lang w:val="en-US"/>
               </w:rPr>
               <w:lastRenderedPageBreak/>
-              <w:t>polygo</w:t>
-            </w:r>
-            <w:r>
-              <w:rPr>
-                <w:lang w:val="en-US"/>
-              </w:rPr>
-              <w:t>n + 2× boolean</w:t>
+              <w:t>polygon + 2× boolean</w:t>
             </w:r>
           </w:p>
         </w:tc>
@@ -9416,13 +9475,7 @@
               <w:rPr>
                 <w:lang w:val="en-US"/>
               </w:rPr>
-              <w:t xml:space="preserve">Log (PE-A) </w:t>
-            </w:r>
-            <w:r>
-              <w:rPr>
-                <w:lang w:val="en-US"/>
-              </w:rPr>
-              <w:t>+ biexponential (FITC-A) + linear</w:t>
+              <w:t>Log (PE-A) + biexponential (FITC-A) + linear</w:t>
             </w:r>
           </w:p>
         </w:tc>
@@ -9516,13 +9569,7 @@
               <w:rPr>
                 <w:lang w:val="en-US"/>
               </w:rPr>
-              <w:t>Arcsinh (FIT</w:t>
-            </w:r>
-            <w:r>
-              <w:rPr>
-                <w:lang w:val="en-US"/>
-              </w:rPr>
-              <w:t>C-A, PE-A, APC-A) + linear</w:t>
+              <w:t>Arcsinh (FITC-A, PE-A, APC-A) + linear</w:t>
             </w:r>
           </w:p>
         </w:tc>
@@ -9551,7 +9598,7 @@
         <w:rPr>
           <w:noProof/>
         </w:rPr>
-        <w:pict w14:anchorId="3CF2E55D">
+        <w:pict w14:anchorId="4B1C55F8">
           <v:rect id="_x0000_i1032" alt="" style="width:451.3pt;height:.05pt;mso-width-percent:0;mso-height-percent:0;mso-width-percent:0;mso-height-percent:0" o:hralign="center" o:hrstd="t" o:hr="t"/>
         </w:pict>
       </w:r>
@@ -9601,31 +9648,19 @@
         <w:rPr>
           <w:lang w:val="en-US"/>
         </w:rPr>
-        <w:t>specifies minimum information required for reproducible reporting of flow cytometry experiments. The table below audit</w:t>
-      </w:r>
-      <w:r>
+        <w:t>specifies minimum information required for reproducible reporting of flow cytometry experiments. The table below audits each MIFlowCyt field category against the CyFj11 pipeline: (1) whether the information is present in a FlowJo v11 workspace, (2) whether fj11_to_gatingset() imports it into the R GatingSet, and (3) whether export_flowjo10_workspace() writes it to the v10 XML.</w:t>
+      </w:r>
+    </w:p>
+    <w:p>
+      <w:pPr>
         <w:rPr>
           <w:lang w:val="en-US"/>
         </w:rPr>
-        <w:t>s each MIFlowCyt field category against the CyFj11 pipeline: (1) whether the information is present in a FlowJo v11 workspace, (2) whether fj11_to_gatingset() imports it into the R GatingSet, and (3) whether export_flowjo10_workspace() writes it to the v10</w:t>
-      </w:r>
+      </w:pPr>
       <w:r>
         <w:rPr>
           <w:lang w:val="en-US"/>
         </w:rPr>
-        <w:t xml:space="preserve"> XML.</w:t>
-      </w:r>
-    </w:p>
-    <w:p>
-      <w:pPr>
-        <w:rPr>
-          <w:lang w:val="en-US"/>
-        </w:rPr>
-      </w:pPr>
-      <w:r>
-        <w:rPr>
-          <w:lang w:val="en-US"/>
-        </w:rPr>
         <w:t xml:space="preserve">Symbols: ✓ = fully preserved; ~ = partial / conditional; ✗ = not preserved; N/A = not applicable to software tools. </w:t>
       </w:r>
     </w:p>
@@ -9634,7 +9669,7 @@
         <w:rPr>
           <w:noProof/>
         </w:rPr>
-        <w:pict w14:anchorId="7ED7263E">
+        <w:pict w14:anchorId="28FAFEAB">
           <v:rect id="_x0000_i1031" alt="" style="width:451.3pt;height:.05pt;mso-width-percent:0;mso-height-percent:0;mso-width-percent:0;mso-height-percent:0" o:hralign="center" o:hrstd="t" o:hr="t"/>
         </w:pict>
       </w:r>
@@ -9771,13 +9806,7 @@
               <w:rPr>
                 <w:lang w:val="en-US"/>
               </w:rPr>
-              <w:t>Not stor</w:t>
-            </w:r>
-            <w:r>
-              <w:rPr>
-                <w:lang w:val="en-US"/>
-              </w:rPr>
-              <w:t>ed in FlowJo workspaces or FCS files</w:t>
+              <w:t>Not stored in FlowJo workspaces or FCS files</w:t>
             </w:r>
           </w:p>
         </w:tc>
@@ -9892,7 +9921,7 @@
         <w:rPr>
           <w:noProof/>
         </w:rPr>
-        <w:pict w14:anchorId="4E6AE8C7">
+        <w:pict w14:anchorId="13604E09">
           <v:rect id="_x0000_i1030" alt="" style="width:451.3pt;height:.05pt;mso-width-percent:0;mso-height-percent:0;mso-width-percent:0;mso-height-percent:0" o:hralign="center" o:hrstd="t" o:hr="t"/>
         </w:pict>
       </w:r>
@@ -9923,13 +9952,7 @@
         <w:rPr>
           <w:lang w:val="en-US"/>
         </w:rPr>
-        <w:t>These fields are stored in FCS keyword fields when present; availab</w:t>
-      </w:r>
-      <w:r>
-        <w:rPr>
-          <w:lang w:val="en-US"/>
-        </w:rPr>
-        <w:t>ility depends on the instrument and acquisition software used to generate the FCS files.</w:t>
+        <w:t>These fields are stored in FCS keyword fields when present; availability depends on the instrument and acquisition software used to generate the FCS files.</w:t>
       </w:r>
     </w:p>
     <w:tbl>
@@ -10076,13 +10099,7 @@
               <w:rPr>
                 <w:lang w:val="en-US"/>
               </w:rPr>
-              <w:t>Available if present in FCS keywords; extra</w:t>
-            </w:r>
-            <w:r>
-              <w:rPr>
-                <w:lang w:val="en-US"/>
-              </w:rPr>
-              <w:t>cted via keywords parameter</w:t>
+              <w:t>Available if present in FCS keywords; extracted via keywords parameter</w:t>
             </w:r>
           </w:p>
         </w:tc>
@@ -10436,10 +10453,7 @@
           <w:p>
             <w:r>
               <w:lastRenderedPageBreak/>
-              <w:t>Sample number / wel</w:t>
-            </w:r>
-            <w:r>
-              <w:t>l ID</w:t>
+              <w:t>Sample number / well ID</w:t>
             </w:r>
           </w:p>
         </w:tc>
@@ -10500,7 +10514,7 @@
         <w:rPr>
           <w:noProof/>
         </w:rPr>
-        <w:pict w14:anchorId="3333579F">
+        <w:pict w14:anchorId="67C01F51">
           <v:rect id="_x0000_i1029" alt="" style="width:451.3pt;height:.05pt;mso-width-percent:0;mso-height-percent:0;mso-width-percent:0;mso-height-percent:0" o:hralign="center" o:hrstd="t" o:hr="t"/>
         </w:pict>
       </w:r>
@@ -10942,7 +10956,7 @@
         <w:rPr>
           <w:noProof/>
         </w:rPr>
-        <w:pict w14:anchorId="5739E7F3">
+        <w:pict w14:anchorId="6639FEFB">
           <v:rect id="_x0000_i1028" alt="" style="width:451.3pt;height:.05pt;mso-width-percent:0;mso-height-percent:0;mso-width-percent:0;mso-height-percent:0" o:hralign="center" o:hrstd="t" o:hr="t"/>
         </w:pict>
       </w:r>
@@ -10981,10 +10995,7 @@
           </w:tcPr>
           <w:p>
             <w:r>
-              <w:t>MIFlowCy</w:t>
-            </w:r>
-            <w:r>
-              <w:t>t item</w:t>
+              <w:t>MIFlowCyt item</w:t>
             </w:r>
           </w:p>
         </w:tc>
@@ -11333,7 +11344,7 @@
           <w:noProof/>
         </w:rPr>
         <w:lastRenderedPageBreak/>
-        <w:pict w14:anchorId="627A54F3">
+        <w:pict w14:anchorId="58C54BBF">
           <v:rect id="_x0000_i1027" alt="" style="width:451.3pt;height:.05pt;mso-width-percent:0;mso-height-percent:0;mso-width-percent:0;mso-height-percent:0" o:hralign="center" o:hrstd="t" o:hr="t"/>
         </w:pict>
       </w:r>
@@ -11412,10 +11423,7 @@
           </w:tcPr>
           <w:p>
             <w:r>
-              <w:t>Exp</w:t>
-            </w:r>
-            <w:r>
-              <w:t>orted to v10?</w:t>
+              <w:t>Exported to v10?</w:t>
             </w:r>
           </w:p>
         </w:tc>
@@ -11878,7 +11886,7 @@
         <w:rPr>
           <w:noProof/>
         </w:rPr>
-        <w:pict w14:anchorId="4B27A9D5">
+        <w:pict w14:anchorId="37355591">
           <v:rect id="_x0000_i1026" alt="" style="width:451.3pt;height:.05pt;mso-width-percent:0;mso-height-percent:0;mso-width-percent:0;mso-height-percent:0" o:hralign="center" o:hrstd="t" o:hr="t"/>
         </w:pict>
       </w:r>
@@ -11979,10 +11987,7 @@
           </w:tcPr>
           <w:p>
             <w:r>
-              <w:t>A</w:t>
-            </w:r>
-            <w:r>
-              <w:t>nalysis software name</w:t>
+              <w:t>Analysis software name</w:t>
             </w:r>
           </w:p>
         </w:tc>
@@ -12396,10 +12401,7 @@
           </w:tcPr>
           <w:p>
             <w:r>
-              <w:t>axis p</w:t>
-            </w:r>
-            <w:r>
-              <w:t>arameterSpec</w:t>
+              <w:t>axis parameterSpec</w:t>
             </w:r>
           </w:p>
         </w:tc>
@@ -12738,7 +12740,7 @@
         <w:rPr>
           <w:noProof/>
         </w:rPr>
-        <w:pict w14:anchorId="3B677E1B">
+        <w:pict w14:anchorId="2CD0BF1D">
           <v:rect id="_x0000_i1025" alt="" style="width:451.3pt;height:.05pt;mso-width-percent:0;mso-height-percent:0;mso-width-percent:0;mso-height-percent:0" o:hralign="center" o:hrstd="t" o:hr="t"/>
         </w:pict>
       </w:r>
@@ -12855,13 +12857,7 @@
               <w:rPr>
                 <w:lang w:val="en-US"/>
               </w:rPr>
-              <w:t>No</w:t>
-            </w:r>
-            <w:r>
-              <w:rPr>
-                <w:lang w:val="en-US"/>
-              </w:rPr>
-              <w:t>t stored in FlowJo workspaces</w:t>
+              <w:t>Not stored in FlowJo workspaces</w:t>
             </w:r>
           </w:p>
         </w:tc>
@@ -13161,13 +13157,7 @@
               <w:rPr>
                 <w:lang w:val="en-US"/>
               </w:rPr>
-              <w:t>Full matrix from multiple e</w:t>
-            </w:r>
-            <w:r>
-              <w:rPr>
-                <w:lang w:val="en-US"/>
-              </w:rPr>
-              <w:t>xtraction paths</w:t>
+              <w:t>Full matrix from multiple extraction paths</w:t>
             </w:r>
           </w:p>
         </w:tc>
@@ -13593,7 +13583,7 @@
                       <w:sz w:val="16"/>
                       <w:szCs w:val="24"/>
                     </w:rPr>
-                    <w:t>26 juin 2026</w:t>
+                    <w:t>1er juillet 2026</w:t>
                   </w:r>
                   <w:r>
                     <w:rPr>
@@ -13812,7 +13802,6 @@
               <w:listItem w:displayText="Charte d'interface" w:value="Charte d'interface"/>
             </w:comboBox>
           </w:sdtPr>
-          <w:sdtEndPr/>
           <w:sdtContent>
             <w:p>
               <w:pPr>
@@ -13860,7 +13849,6 @@
             <w:tag w:val="Titre du document"/>
             <w:id w:val="1333951588"/>
           </w:sdtPr>
-          <w:sdtEndPr/>
           <w:sdtContent>
             <w:p>
               <w:pPr>
@@ -13875,7 +13863,6 @@
                   <w:tag w:val="Titre du document"/>
                   <w:id w:val="1176691391"/>
                 </w:sdtPr>
-                <w:sdtEndPr/>
                 <w:sdtContent>
                   <w:r>
                     <w:t>scBiomarker</w:t>
@@ -13908,11 +13895,6 @@
               <w:docPartGallery w:val="Quick Parts"/>
             </w:docPartList>
           </w:sdtPr>
-          <w:sdtEndPr>
-            <w:rPr>
-              <w:rStyle w:val="PlaceholderText"/>
-            </w:rPr>
-          </w:sdtEndPr>
           <w:sdtContent>
             <w:p>
               <w:pPr>
@@ -13930,7 +13912,6 @@
                   <w:tag w:val="Titre du document"/>
                   <w:id w:val="-1129321394"/>
                 </w:sdtPr>
-                <w:sdtEndPr/>
                 <w:sdtContent>
                   <w:r>
                     <w:rPr>
@@ -13949,7 +13930,6 @@
                       <w:tag w:val="Titre du document"/>
                       <w:id w:val="-1145736350"/>
                     </w:sdtPr>
-                    <w:sdtEndPr/>
                     <w:sdtContent>
                       <w:r>
                         <w:rPr>
@@ -14003,7 +13983,6 @@
             <w:listItem w:displayText="Z" w:value="Z"/>
           </w:comboBox>
         </w:sdtPr>
-        <w:sdtEndPr/>
         <w:sdtContent>
           <w:tc>
             <w:tcPr>
@@ -15437,6 +15416,7 @@
   <w:style w:type="character" w:default="1" w:styleId="DefaultParagraphFont">
     <w:name w:val="Default Paragraph Font"/>
     <w:uiPriority w:val="1"/>
+    <w:semiHidden/>
     <w:unhideWhenUsed/>
   </w:style>
   <w:style w:type="table" w:default="1" w:styleId="TableNormal">
@@ -16382,6 +16362,21 @@
     <w:basedOn w:val="DefaultParagraphFont"/>
     <w:rsid w:val="00744000"/>
   </w:style>
+  <w:style w:type="paragraph" w:styleId="Bibliography">
+    <w:name w:val="Bibliography"/>
+    <w:basedOn w:val="Normal"/>
+    <w:next w:val="Normal"/>
+    <w:uiPriority w:val="37"/>
+    <w:unhideWhenUsed/>
+    <w:rsid w:val="00E63467"/>
+    <w:pPr>
+      <w:tabs>
+        <w:tab w:val="left" w:pos="260"/>
+      </w:tabs>
+      <w:spacing w:after="240"/>
+      <w:ind w:left="264" w:hanging="264"/>
+    </w:pPr>
+  </w:style>
 </w:styles>
 </file>
 
